--- a/reaktory_sistemy_variant2/Пункт1_реальные_концентрации.docx
+++ b/reaktory_sistemy_variant2/Пункт1_реальные_концентрации.docx
@@ -4,14 +4,13 @@
   <w:body>
     <w:p>
       <w:pPr>
-        <w:spacing w:after="120" w:before="0" w:line="276" w:lineRule="auto"/>
+        <w:spacing w:after="80" w:before="0" w:line="276" w:lineRule="auto"/>
         <w:jc w:val="center"/>
       </w:pPr>
       <w:r>
         <w:rPr>
           <w:rFonts w:ascii="Times New Roman" w:hAnsi="Times New Roman" w:eastAsia="Times New Roman"/>
           <w:b/>
-          <w:i w:val="0"/>
           <w:sz w:val="28"/>
         </w:rPr>
         <w:t>Лабораторная работа «Реакторные системы». Вариант 2</w:t>
@@ -19,191 +18,165 @@
     </w:p>
     <w:p>
       <w:pPr>
-        <w:spacing w:after="240" w:before="0" w:line="276" w:lineRule="auto"/>
+        <w:spacing w:after="200" w:before="0" w:line="276" w:lineRule="auto"/>
         <w:jc w:val="center"/>
       </w:pPr>
       <w:r>
         <w:rPr>
           <w:rFonts w:ascii="Times New Roman" w:hAnsi="Times New Roman" w:eastAsia="Times New Roman"/>
           <w:b/>
-          <w:i w:val="0"/>
           <w:sz w:val="28"/>
         </w:rPr>
-        <w:t>Пункт 1. Расчёт реальных концентраций веществ</w:t>
+        <w:t>Пункт 1. Расчёт реальных концентраций по экранам системы 1 (4 РИС-н в ряду)</w:t>
       </w:r>
     </w:p>
     <w:p>
       <w:pPr>
-        <w:spacing w:after="120" w:before="120" w:line="276" w:lineRule="auto"/>
-      </w:pPr>
-      <w:r>
-        <w:rPr>
-          <w:rFonts w:ascii="Times New Roman" w:hAnsi="Times New Roman" w:eastAsia="Times New Roman"/>
-          <w:b/>
-          <w:i w:val="0"/>
-          <w:sz w:val="28"/>
-        </w:rPr>
-        <w:t>Исходные данные</w:t>
-      </w:r>
-    </w:p>
-    <w:p>
-      <w:pPr>
-        <w:spacing w:after="120" w:before="0" w:line="276" w:lineRule="auto"/>
+        <w:spacing w:after="80" w:before="0" w:line="276" w:lineRule="auto"/>
         <w:jc w:val="both"/>
       </w:pPr>
       <w:r>
         <w:rPr>
           <w:rFonts w:ascii="Times New Roman" w:hAnsi="Times New Roman" w:eastAsia="Times New Roman"/>
           <w:b w:val="0"/>
-          <w:i w:val="0"/>
           <w:sz w:val="28"/>
         </w:rPr>
-        <w:t>CA0 = 30 моль/л — начальная концентрация реагента A.</w:t>
+        <w:t>На четырёх экранах по две строки: вход (τ = 0) и выход (τ = 0,5) каждого реактора — всего 8 расчётов. CA0 = 30 моль/л.</w:t>
       </w:r>
     </w:p>
     <w:p>
       <w:pPr>
-        <w:spacing w:after="120" w:before="0" w:line="276" w:lineRule="auto"/>
+        <w:spacing w:after="80" w:before="0" w:line="276" w:lineRule="auto"/>
+        <w:jc w:val="center"/>
+      </w:pPr>
+      <w:r>
+        <w:rPr>
+          <w:rFonts w:ascii="Times New Roman" w:hAnsi="Times New Roman" w:eastAsia="Times New Roman"/>
+          <w:b w:val="0"/>
+          <w:sz w:val="28"/>
+        </w:rPr>
+        <w:t>CA = 30 · (1 − X);   CR = 30 · Y;   CS = 30 · Z.</w:t>
+      </w:r>
+    </w:p>
+    <w:p>
+      <w:pPr>
+        <w:spacing w:after="200" w:before="0" w:line="276" w:lineRule="auto"/>
         <w:jc w:val="both"/>
       </w:pPr>
       <w:r>
         <w:rPr>
           <w:rFonts w:ascii="Times New Roman" w:hAnsi="Times New Roman" w:eastAsia="Times New Roman"/>
           <w:b w:val="0"/>
-          <w:i w:val="0"/>
           <w:sz w:val="28"/>
         </w:rPr>
-        <w:t>Программа моделирования выдаёт безразмерные величины X, Y, Z (концентрации, отнесённые к CA0).</w:t>
+        <w:t>Вход реактора 2 совпадает с выходом реактора 1, вход 3 — с выходом 2, вход 4 — с выходом 3.</w:t>
       </w:r>
     </w:p>
     <w:p>
       <w:pPr>
-        <w:spacing w:after="120" w:before="0" w:line="276" w:lineRule="auto"/>
+        <w:spacing w:after="80" w:before="160" w:line="276" w:lineRule="auto"/>
+      </w:pPr>
+      <w:r>
+        <w:rPr>
+          <w:rFonts w:ascii="Times New Roman" w:hAnsi="Times New Roman" w:eastAsia="Times New Roman"/>
+          <w:b/>
+          <w:sz w:val="28"/>
+        </w:rPr>
+        <w:t>Реактор 1, вход, τ = 0</w:t>
+      </w:r>
+    </w:p>
+    <w:p>
+      <w:pPr>
+        <w:spacing w:after="80" w:before="0" w:line="276" w:lineRule="auto"/>
         <w:jc w:val="both"/>
       </w:pPr>
       <w:r>
         <w:rPr>
           <w:rFonts w:ascii="Times New Roman" w:hAnsi="Times New Roman" w:eastAsia="Times New Roman"/>
           <w:b w:val="0"/>
-          <w:i w:val="0"/>
           <w:sz w:val="28"/>
         </w:rPr>
-        <w:t>k1 = 0,6 мин⁻¹, k2 = 0,4 мин⁻¹ (из л/р №3, случай n1 = n2 = 1).</w:t>
+        <w:t>С экрана: X = 0,0000;  Y = 0,0000;  Z = 0,0000.</w:t>
       </w:r>
     </w:p>
     <w:p>
       <w:pPr>
-        <w:spacing w:after="120" w:before="160" w:line="276" w:lineRule="auto"/>
-      </w:pPr>
-      <w:r>
-        <w:rPr>
-          <w:rFonts w:ascii="Times New Roman" w:hAnsi="Times New Roman" w:eastAsia="Times New Roman"/>
-          <w:b/>
-          <w:i w:val="0"/>
-          <w:sz w:val="28"/>
-        </w:rPr>
-        <w:t>Формулы перехода к реальным концентрациям</w:t>
-      </w:r>
-    </w:p>
-    <w:p>
-      <w:pPr>
-        <w:spacing w:after="120" w:before="0" w:line="276" w:lineRule="auto"/>
-        <w:jc w:val="center"/>
-      </w:pPr>
-      <w:r>
-        <w:rPr>
-          <w:rFonts w:ascii="Times New Roman" w:hAnsi="Times New Roman" w:eastAsia="Times New Roman"/>
-          <w:b w:val="0"/>
-          <w:i/>
-          <w:sz w:val="28"/>
-        </w:rPr>
-        <w:t>CA = CA0 · (1 − X)     моль/л</w:t>
-      </w:r>
-    </w:p>
-    <w:p>
-      <w:pPr>
-        <w:spacing w:after="120" w:before="0" w:line="276" w:lineRule="auto"/>
-        <w:jc w:val="center"/>
-      </w:pPr>
-      <w:r>
-        <w:rPr>
-          <w:rFonts w:ascii="Times New Roman" w:hAnsi="Times New Roman" w:eastAsia="Times New Roman"/>
-          <w:b w:val="0"/>
-          <w:i/>
-          <w:sz w:val="28"/>
-        </w:rPr>
-        <w:t>CR = CA0 · Y            моль/л</w:t>
-      </w:r>
-    </w:p>
-    <w:p>
-      <w:pPr>
-        <w:spacing w:after="120" w:before="0" w:line="276" w:lineRule="auto"/>
-        <w:jc w:val="center"/>
-      </w:pPr>
-      <w:r>
-        <w:rPr>
-          <w:rFonts w:ascii="Times New Roman" w:hAnsi="Times New Roman" w:eastAsia="Times New Roman"/>
-          <w:b w:val="0"/>
-          <w:i/>
-          <w:sz w:val="28"/>
-        </w:rPr>
-        <w:t>CS = CA0 · Z            моль/л</w:t>
-      </w:r>
-    </w:p>
-    <w:p>
-      <w:pPr>
-        <w:spacing w:after="120" w:before="0" w:line="276" w:lineRule="auto"/>
+        <w:spacing w:after="80" w:before="0" w:line="276" w:lineRule="auto"/>
         <w:jc w:val="both"/>
       </w:pPr>
       <w:r>
         <w:rPr>
           <w:rFonts w:ascii="Times New Roman" w:hAnsi="Times New Roman" w:eastAsia="Times New Roman"/>
           <w:b w:val="0"/>
-          <w:i w:val="0"/>
           <w:sz w:val="28"/>
         </w:rPr>
-        <w:t>CA — непрореагировавший A, CR — целевой продукт R, CS — побочный продукт S.</w:t>
+        <w:t>CA = 30 · (1 − 0,0000) = 30 · 1,0000 = 30,00 моль/л</w:t>
       </w:r>
     </w:p>
     <w:p>
       <w:pPr>
-        <w:spacing w:after="120" w:before="0" w:line="276" w:lineRule="auto"/>
+        <w:spacing w:after="80" w:before="0" w:line="276" w:lineRule="auto"/>
         <w:jc w:val="both"/>
       </w:pPr>
       <w:r>
         <w:rPr>
           <w:rFonts w:ascii="Times New Roman" w:hAnsi="Times New Roman" w:eastAsia="Times New Roman"/>
           <w:b w:val="0"/>
-          <w:i w:val="0"/>
           <w:sz w:val="28"/>
         </w:rPr>
-        <w:t>Проверка: CA + CR + CS = CA0, или (1 − X) + Y + Z = 1.</w:t>
+        <w:t>CR = 30 · 0,0000 = 0,00 моль/л</w:t>
       </w:r>
     </w:p>
     <w:p>
       <w:pPr>
-        <w:spacing w:after="120" w:before="160" w:line="276" w:lineRule="auto"/>
-      </w:pPr>
-      <w:r>
-        <w:rPr>
-          <w:rFonts w:ascii="Times New Roman" w:hAnsi="Times New Roman" w:eastAsia="Times New Roman"/>
-          <w:b/>
-          <w:i w:val="0"/>
-          <w:sz w:val="28"/>
-        </w:rPr>
-        <w:t>Пример расчёта. Система 1, выход 1-го РИС-н</w:t>
-      </w:r>
-    </w:p>
-    <w:p>
-      <w:pPr>
-        <w:spacing w:after="120" w:before="0" w:line="276" w:lineRule="auto"/>
+        <w:spacing w:after="80" w:before="0" w:line="276" w:lineRule="auto"/>
         <w:jc w:val="both"/>
       </w:pPr>
       <w:r>
         <w:rPr>
           <w:rFonts w:ascii="Times New Roman" w:hAnsi="Times New Roman" w:eastAsia="Times New Roman"/>
           <w:b w:val="0"/>
-          <w:i w:val="0"/>
+          <w:sz w:val="28"/>
+        </w:rPr>
+        <w:t>CS = 30 · 0,0000 = 0,00 моль/л</w:t>
+      </w:r>
+    </w:p>
+    <w:p>
+      <w:pPr>
+        <w:spacing w:after="80" w:before="0" w:line="276" w:lineRule="auto"/>
+        <w:jc w:val="both"/>
+      </w:pPr>
+      <w:r>
+        <w:rPr>
+          <w:rFonts w:ascii="Times New Roman" w:hAnsi="Times New Roman" w:eastAsia="Times New Roman"/>
+          <w:b w:val="0"/>
+          <w:sz w:val="28"/>
+        </w:rPr>
+        <w:t>Проверка: 30,00 + 0,00 + 0,00 = 30,00 ≈ 30 моль/л.</w:t>
+      </w:r>
+    </w:p>
+    <w:p>
+      <w:pPr>
+        <w:spacing w:after="80" w:before="160" w:line="276" w:lineRule="auto"/>
+      </w:pPr>
+      <w:r>
+        <w:rPr>
+          <w:rFonts w:ascii="Times New Roman" w:hAnsi="Times New Roman" w:eastAsia="Times New Roman"/>
+          <w:b/>
+          <w:sz w:val="28"/>
+        </w:rPr>
+        <w:t>Реактор 1, выход, τ = 0,5</w:t>
+      </w:r>
+    </w:p>
+    <w:p>
+      <w:pPr>
+        <w:spacing w:after="80" w:before="0" w:line="276" w:lineRule="auto"/>
+        <w:jc w:val="both"/>
+      </w:pPr>
+      <w:r>
+        <w:rPr>
+          <w:rFonts w:ascii="Times New Roman" w:hAnsi="Times New Roman" w:eastAsia="Times New Roman"/>
+          <w:b w:val="0"/>
           <w:sz w:val="28"/>
         </w:rPr>
         <w:t>С экрана: X = 0,2308;  Y = 0,1923;  Z = 0,0385.</w:t>
@@ -211,14 +184,13 @@
     </w:p>
     <w:p>
       <w:pPr>
-        <w:spacing w:after="120" w:before="0" w:line="276" w:lineRule="auto"/>
+        <w:spacing w:after="80" w:before="0" w:line="276" w:lineRule="auto"/>
         <w:jc w:val="both"/>
       </w:pPr>
       <w:r>
         <w:rPr>
           <w:rFonts w:ascii="Times New Roman" w:hAnsi="Times New Roman" w:eastAsia="Times New Roman"/>
           <w:b w:val="0"/>
-          <w:i w:val="0"/>
           <w:sz w:val="28"/>
         </w:rPr>
         <w:t>CA = 30 · (1 − 0,2308) = 30 · 0,7692 = 23,08 моль/л</w:t>
@@ -226,14 +198,13 @@
     </w:p>
     <w:p>
       <w:pPr>
-        <w:spacing w:after="120" w:before="0" w:line="276" w:lineRule="auto"/>
+        <w:spacing w:after="80" w:before="0" w:line="276" w:lineRule="auto"/>
         <w:jc w:val="both"/>
       </w:pPr>
       <w:r>
         <w:rPr>
           <w:rFonts w:ascii="Times New Roman" w:hAnsi="Times New Roman" w:eastAsia="Times New Roman"/>
           <w:b w:val="0"/>
-          <w:i w:val="0"/>
           <w:sz w:val="28"/>
         </w:rPr>
         <w:t>CR = 30 · 0,1923 = 5,77 моль/л</w:t>
@@ -241,14 +212,13 @@
     </w:p>
     <w:p>
       <w:pPr>
-        <w:spacing w:after="120" w:before="0" w:line="276" w:lineRule="auto"/>
+        <w:spacing w:after="80" w:before="0" w:line="276" w:lineRule="auto"/>
         <w:jc w:val="both"/>
       </w:pPr>
       <w:r>
         <w:rPr>
           <w:rFonts w:ascii="Times New Roman" w:hAnsi="Times New Roman" w:eastAsia="Times New Roman"/>
           <w:b w:val="0"/>
-          <w:i w:val="0"/>
           <w:sz w:val="28"/>
         </w:rPr>
         <w:t>CS = 30 · 0,0385 = 1,16 моль/л</w:t>
@@ -256,1353 +226,514 @@
     </w:p>
     <w:p>
       <w:pPr>
-        <w:spacing w:after="120" w:before="0" w:line="276" w:lineRule="auto"/>
+        <w:spacing w:after="80" w:before="0" w:line="276" w:lineRule="auto"/>
         <w:jc w:val="both"/>
       </w:pPr>
       <w:r>
         <w:rPr>
           <w:rFonts w:ascii="Times New Roman" w:hAnsi="Times New Roman" w:eastAsia="Times New Roman"/>
           <w:b w:val="0"/>
-          <w:i w:val="0"/>
           <w:sz w:val="28"/>
         </w:rPr>
-        <w:t>Проверка: 23,08 + 5,77 + 1,16 = 30,01 ≈ 30 моль/л (погрешность округления экрана).</w:t>
+        <w:t>Проверка: 23,08 + 5,77 + 1,16 = 30,00 ≈ 30 моль/л.</w:t>
       </w:r>
     </w:p>
     <w:p>
       <w:pPr>
-        <w:spacing w:after="120" w:before="160" w:line="276" w:lineRule="auto"/>
+        <w:spacing w:after="80" w:before="160" w:line="276" w:lineRule="auto"/>
       </w:pPr>
       <w:r>
         <w:rPr>
           <w:rFonts w:ascii="Times New Roman" w:hAnsi="Times New Roman" w:eastAsia="Times New Roman"/>
           <w:b/>
-          <w:i w:val="0"/>
           <w:sz w:val="28"/>
         </w:rPr>
-        <w:t>Реальные концентрации на выходах систем</w:t>
-      </w:r>
-    </w:p>
-    <w:tbl>
-      <w:tblPr>
-        <w:tblStyle w:val="TableGrid"/>
-        <w:tblW w:type="auto" w:w="0"/>
-        <w:tblLook w:firstColumn="1" w:firstRow="1" w:lastColumn="0" w:lastRow="0" w:noHBand="0" w:noVBand="1" w:val="04A0"/>
-      </w:tblPr>
-      <w:tblGrid>
-        <w:gridCol w:w="1425"/>
-        <w:gridCol w:w="1425"/>
-        <w:gridCol w:w="1425"/>
-        <w:gridCol w:w="1425"/>
-        <w:gridCol w:w="1425"/>
-        <w:gridCol w:w="1425"/>
-        <w:gridCol w:w="1425"/>
-      </w:tblGrid>
-      <w:tr>
-        <w:tc>
-          <w:tcPr>
-            <w:tcW w:type="dxa" w:w="1425"/>
-          </w:tcPr>
-          <w:p>
-            <w:pPr>
-              <w:jc w:val="left"/>
-            </w:pPr>
-            <w:r/>
-            <w:r>
-              <w:rPr>
-                <w:rFonts w:ascii="Times New Roman" w:hAnsi="Times New Roman" w:eastAsia="Times New Roman"/>
-                <w:b/>
-                <w:i w:val="0"/>
-                <w:sz w:val="22"/>
-              </w:rPr>
-              <w:t>Точка</w:t>
-            </w:r>
-          </w:p>
-        </w:tc>
-        <w:tc>
-          <w:tcPr>
-            <w:tcW w:type="dxa" w:w="1425"/>
-          </w:tcPr>
-          <w:p>
-            <w:pPr>
-              <w:jc w:val="center"/>
-            </w:pPr>
-            <w:r/>
-            <w:r>
-              <w:rPr>
-                <w:rFonts w:ascii="Times New Roman" w:hAnsi="Times New Roman" w:eastAsia="Times New Roman"/>
-                <w:b/>
-                <w:i w:val="0"/>
-                <w:sz w:val="22"/>
-              </w:rPr>
-              <w:t>X</w:t>
-            </w:r>
-          </w:p>
-        </w:tc>
-        <w:tc>
-          <w:tcPr>
-            <w:tcW w:type="dxa" w:w="1425"/>
-          </w:tcPr>
-          <w:p>
-            <w:pPr>
-              <w:jc w:val="center"/>
-            </w:pPr>
-            <w:r/>
-            <w:r>
-              <w:rPr>
-                <w:rFonts w:ascii="Times New Roman" w:hAnsi="Times New Roman" w:eastAsia="Times New Roman"/>
-                <w:b/>
-                <w:i w:val="0"/>
-                <w:sz w:val="22"/>
-              </w:rPr>
-              <w:t>Y</w:t>
-            </w:r>
-          </w:p>
-        </w:tc>
-        <w:tc>
-          <w:tcPr>
-            <w:tcW w:type="dxa" w:w="1425"/>
-          </w:tcPr>
-          <w:p>
-            <w:pPr>
-              <w:jc w:val="center"/>
-            </w:pPr>
-            <w:r/>
-            <w:r>
-              <w:rPr>
-                <w:rFonts w:ascii="Times New Roman" w:hAnsi="Times New Roman" w:eastAsia="Times New Roman"/>
-                <w:b/>
-                <w:i w:val="0"/>
-                <w:sz w:val="22"/>
-              </w:rPr>
-              <w:t>Z</w:t>
-            </w:r>
-          </w:p>
-        </w:tc>
-        <w:tc>
-          <w:tcPr>
-            <w:tcW w:type="dxa" w:w="1425"/>
-          </w:tcPr>
-          <w:p>
-            <w:pPr>
-              <w:jc w:val="center"/>
-            </w:pPr>
-            <w:r/>
-            <w:r>
-              <w:rPr>
-                <w:rFonts w:ascii="Times New Roman" w:hAnsi="Times New Roman" w:eastAsia="Times New Roman"/>
-                <w:b/>
-                <w:i w:val="0"/>
-                <w:sz w:val="22"/>
-              </w:rPr>
-              <w:t>CA</w:t>
-            </w:r>
-          </w:p>
-        </w:tc>
-        <w:tc>
-          <w:tcPr>
-            <w:tcW w:type="dxa" w:w="1425"/>
-          </w:tcPr>
-          <w:p>
-            <w:pPr>
-              <w:jc w:val="center"/>
-            </w:pPr>
-            <w:r/>
-            <w:r>
-              <w:rPr>
-                <w:rFonts w:ascii="Times New Roman" w:hAnsi="Times New Roman" w:eastAsia="Times New Roman"/>
-                <w:b/>
-                <w:i w:val="0"/>
-                <w:sz w:val="22"/>
-              </w:rPr>
-              <w:t>CR</w:t>
-            </w:r>
-          </w:p>
-        </w:tc>
-        <w:tc>
-          <w:tcPr>
-            <w:tcW w:type="dxa" w:w="1425"/>
-          </w:tcPr>
-          <w:p>
-            <w:pPr>
-              <w:jc w:val="center"/>
-            </w:pPr>
-            <w:r/>
-            <w:r>
-              <w:rPr>
-                <w:rFonts w:ascii="Times New Roman" w:hAnsi="Times New Roman" w:eastAsia="Times New Roman"/>
-                <w:b/>
-                <w:i w:val="0"/>
-                <w:sz w:val="22"/>
-              </w:rPr>
-              <w:t>CS</w:t>
-            </w:r>
-          </w:p>
-        </w:tc>
-      </w:tr>
-      <w:tr>
-        <w:tc>
-          <w:tcPr>
-            <w:tcW w:type="dxa" w:w="1425"/>
-          </w:tcPr>
-          <w:p>
-            <w:pPr>
-              <w:jc w:val="left"/>
-            </w:pPr>
-            <w:r/>
-            <w:r>
-              <w:rPr>
-                <w:rFonts w:ascii="Times New Roman" w:hAnsi="Times New Roman" w:eastAsia="Times New Roman"/>
-                <w:b w:val="0"/>
-                <w:i w:val="0"/>
-                <w:sz w:val="22"/>
-              </w:rPr>
-              <w:t>Вход</w:t>
-            </w:r>
-          </w:p>
-        </w:tc>
-        <w:tc>
-          <w:tcPr>
-            <w:tcW w:type="dxa" w:w="1425"/>
-          </w:tcPr>
-          <w:p>
-            <w:pPr>
-              <w:jc w:val="center"/>
-            </w:pPr>
-            <w:r/>
-            <w:r>
-              <w:rPr>
-                <w:rFonts w:ascii="Times New Roman" w:hAnsi="Times New Roman" w:eastAsia="Times New Roman"/>
-                <w:b w:val="0"/>
-                <w:i w:val="0"/>
-                <w:sz w:val="22"/>
-              </w:rPr>
-              <w:t>0</w:t>
-            </w:r>
-          </w:p>
-        </w:tc>
-        <w:tc>
-          <w:tcPr>
-            <w:tcW w:type="dxa" w:w="1425"/>
-          </w:tcPr>
-          <w:p>
-            <w:pPr>
-              <w:jc w:val="center"/>
-            </w:pPr>
-            <w:r/>
-            <w:r>
-              <w:rPr>
-                <w:rFonts w:ascii="Times New Roman" w:hAnsi="Times New Roman" w:eastAsia="Times New Roman"/>
-                <w:b w:val="0"/>
-                <w:i w:val="0"/>
-                <w:sz w:val="22"/>
-              </w:rPr>
-              <w:t>0</w:t>
-            </w:r>
-          </w:p>
-        </w:tc>
-        <w:tc>
-          <w:tcPr>
-            <w:tcW w:type="dxa" w:w="1425"/>
-          </w:tcPr>
-          <w:p>
-            <w:pPr>
-              <w:jc w:val="center"/>
-            </w:pPr>
-            <w:r/>
-            <w:r>
-              <w:rPr>
-                <w:rFonts w:ascii="Times New Roman" w:hAnsi="Times New Roman" w:eastAsia="Times New Roman"/>
-                <w:b w:val="0"/>
-                <w:i w:val="0"/>
-                <w:sz w:val="22"/>
-              </w:rPr>
-              <w:t>0</w:t>
-            </w:r>
-          </w:p>
-        </w:tc>
-        <w:tc>
-          <w:tcPr>
-            <w:tcW w:type="dxa" w:w="1425"/>
-          </w:tcPr>
-          <w:p>
-            <w:pPr>
-              <w:jc w:val="center"/>
-            </w:pPr>
-            <w:r/>
-            <w:r>
-              <w:rPr>
-                <w:rFonts w:ascii="Times New Roman" w:hAnsi="Times New Roman" w:eastAsia="Times New Roman"/>
-                <w:b w:val="0"/>
-                <w:i w:val="0"/>
-                <w:sz w:val="22"/>
-              </w:rPr>
-              <w:t>30,00</w:t>
-            </w:r>
-          </w:p>
-        </w:tc>
-        <w:tc>
-          <w:tcPr>
-            <w:tcW w:type="dxa" w:w="1425"/>
-          </w:tcPr>
-          <w:p>
-            <w:pPr>
-              <w:jc w:val="center"/>
-            </w:pPr>
-            <w:r/>
-            <w:r>
-              <w:rPr>
-                <w:rFonts w:ascii="Times New Roman" w:hAnsi="Times New Roman" w:eastAsia="Times New Roman"/>
-                <w:b w:val="0"/>
-                <w:i w:val="0"/>
-                <w:sz w:val="22"/>
-              </w:rPr>
-              <w:t>0</w:t>
-            </w:r>
-          </w:p>
-        </w:tc>
-        <w:tc>
-          <w:tcPr>
-            <w:tcW w:type="dxa" w:w="1425"/>
-          </w:tcPr>
-          <w:p>
-            <w:pPr>
-              <w:jc w:val="center"/>
-            </w:pPr>
-            <w:r/>
-            <w:r>
-              <w:rPr>
-                <w:rFonts w:ascii="Times New Roman" w:hAnsi="Times New Roman" w:eastAsia="Times New Roman"/>
-                <w:b w:val="0"/>
-                <w:i w:val="0"/>
-                <w:sz w:val="22"/>
-              </w:rPr>
-              <w:t>0</w:t>
-            </w:r>
-          </w:p>
-        </w:tc>
-      </w:tr>
-      <w:tr>
-        <w:tc>
-          <w:tcPr>
-            <w:tcW w:type="dxa" w:w="1425"/>
-          </w:tcPr>
-          <w:p>
-            <w:pPr>
-              <w:jc w:val="left"/>
-            </w:pPr>
-            <w:r/>
-            <w:r>
-              <w:rPr>
-                <w:rFonts w:ascii="Times New Roman" w:hAnsi="Times New Roman" w:eastAsia="Times New Roman"/>
-                <w:b w:val="0"/>
-                <w:i w:val="0"/>
-                <w:sz w:val="22"/>
-              </w:rPr>
-              <w:t>1. 4 РИС-н в ряду, реактор 1</w:t>
-            </w:r>
-          </w:p>
-        </w:tc>
-        <w:tc>
-          <w:tcPr>
-            <w:tcW w:type="dxa" w:w="1425"/>
-          </w:tcPr>
-          <w:p>
-            <w:pPr>
-              <w:jc w:val="center"/>
-            </w:pPr>
-            <w:r/>
-            <w:r>
-              <w:rPr>
-                <w:rFonts w:ascii="Times New Roman" w:hAnsi="Times New Roman" w:eastAsia="Times New Roman"/>
-                <w:b w:val="0"/>
-                <w:i w:val="0"/>
-                <w:sz w:val="22"/>
-              </w:rPr>
-              <w:t>0,2308</w:t>
-            </w:r>
-          </w:p>
-        </w:tc>
-        <w:tc>
-          <w:tcPr>
-            <w:tcW w:type="dxa" w:w="1425"/>
-          </w:tcPr>
-          <w:p>
-            <w:pPr>
-              <w:jc w:val="center"/>
-            </w:pPr>
-            <w:r/>
-            <w:r>
-              <w:rPr>
-                <w:rFonts w:ascii="Times New Roman" w:hAnsi="Times New Roman" w:eastAsia="Times New Roman"/>
-                <w:b w:val="0"/>
-                <w:i w:val="0"/>
-                <w:sz w:val="22"/>
-              </w:rPr>
-              <w:t>0,1923</w:t>
-            </w:r>
-          </w:p>
-        </w:tc>
-        <w:tc>
-          <w:tcPr>
-            <w:tcW w:type="dxa" w:w="1425"/>
-          </w:tcPr>
-          <w:p>
-            <w:pPr>
-              <w:jc w:val="center"/>
-            </w:pPr>
-            <w:r/>
-            <w:r>
-              <w:rPr>
-                <w:rFonts w:ascii="Times New Roman" w:hAnsi="Times New Roman" w:eastAsia="Times New Roman"/>
-                <w:b w:val="0"/>
-                <w:i w:val="0"/>
-                <w:sz w:val="22"/>
-              </w:rPr>
-              <w:t>0,0385</w:t>
-            </w:r>
-          </w:p>
-        </w:tc>
-        <w:tc>
-          <w:tcPr>
-            <w:tcW w:type="dxa" w:w="1425"/>
-          </w:tcPr>
-          <w:p>
-            <w:pPr>
-              <w:jc w:val="center"/>
-            </w:pPr>
-            <w:r/>
-            <w:r>
-              <w:rPr>
-                <w:rFonts w:ascii="Times New Roman" w:hAnsi="Times New Roman" w:eastAsia="Times New Roman"/>
-                <w:b w:val="0"/>
-                <w:i w:val="0"/>
-                <w:sz w:val="22"/>
-              </w:rPr>
-              <w:t>23,08</w:t>
-            </w:r>
-          </w:p>
-        </w:tc>
-        <w:tc>
-          <w:tcPr>
-            <w:tcW w:type="dxa" w:w="1425"/>
-          </w:tcPr>
-          <w:p>
-            <w:pPr>
-              <w:jc w:val="center"/>
-            </w:pPr>
-            <w:r/>
-            <w:r>
-              <w:rPr>
-                <w:rFonts w:ascii="Times New Roman" w:hAnsi="Times New Roman" w:eastAsia="Times New Roman"/>
-                <w:b w:val="0"/>
-                <w:i w:val="0"/>
-                <w:sz w:val="22"/>
-              </w:rPr>
-              <w:t>5,77</w:t>
-            </w:r>
-          </w:p>
-        </w:tc>
-        <w:tc>
-          <w:tcPr>
-            <w:tcW w:type="dxa" w:w="1425"/>
-          </w:tcPr>
-          <w:p>
-            <w:pPr>
-              <w:jc w:val="center"/>
-            </w:pPr>
-            <w:r/>
-            <w:r>
-              <w:rPr>
-                <w:rFonts w:ascii="Times New Roman" w:hAnsi="Times New Roman" w:eastAsia="Times New Roman"/>
-                <w:b w:val="0"/>
-                <w:i w:val="0"/>
-                <w:sz w:val="22"/>
-              </w:rPr>
-              <w:t>1,16</w:t>
-            </w:r>
-          </w:p>
-        </w:tc>
-      </w:tr>
-      <w:tr>
-        <w:tc>
-          <w:tcPr>
-            <w:tcW w:type="dxa" w:w="1425"/>
-          </w:tcPr>
-          <w:p>
-            <w:pPr>
-              <w:jc w:val="left"/>
-            </w:pPr>
-            <w:r/>
-            <w:r>
-              <w:rPr>
-                <w:rFonts w:ascii="Times New Roman" w:hAnsi="Times New Roman" w:eastAsia="Times New Roman"/>
-                <w:b w:val="0"/>
-                <w:i w:val="0"/>
-                <w:sz w:val="22"/>
-              </w:rPr>
-              <w:t>1. 4 РИС-н в ряду, реактор 2</w:t>
-            </w:r>
-          </w:p>
-        </w:tc>
-        <w:tc>
-          <w:tcPr>
-            <w:tcW w:type="dxa" w:w="1425"/>
-          </w:tcPr>
-          <w:p>
-            <w:pPr>
-              <w:jc w:val="center"/>
-            </w:pPr>
-            <w:r/>
-            <w:r>
-              <w:rPr>
-                <w:rFonts w:ascii="Times New Roman" w:hAnsi="Times New Roman" w:eastAsia="Times New Roman"/>
-                <w:b w:val="0"/>
-                <w:i w:val="0"/>
-                <w:sz w:val="22"/>
-              </w:rPr>
-              <w:t>0,4083</w:t>
-            </w:r>
-          </w:p>
-        </w:tc>
-        <w:tc>
-          <w:tcPr>
-            <w:tcW w:type="dxa" w:w="1425"/>
-          </w:tcPr>
-          <w:p>
-            <w:pPr>
-              <w:jc w:val="center"/>
-            </w:pPr>
-            <w:r/>
-            <w:r>
-              <w:rPr>
-                <w:rFonts w:ascii="Times New Roman" w:hAnsi="Times New Roman" w:eastAsia="Times New Roman"/>
-                <w:b w:val="0"/>
-                <w:i w:val="0"/>
-                <w:sz w:val="22"/>
-              </w:rPr>
-              <w:t>0,3082</w:t>
-            </w:r>
-          </w:p>
-        </w:tc>
-        <w:tc>
-          <w:tcPr>
-            <w:tcW w:type="dxa" w:w="1425"/>
-          </w:tcPr>
-          <w:p>
-            <w:pPr>
-              <w:jc w:val="center"/>
-            </w:pPr>
-            <w:r/>
-            <w:r>
-              <w:rPr>
-                <w:rFonts w:ascii="Times New Roman" w:hAnsi="Times New Roman" w:eastAsia="Times New Roman"/>
-                <w:b w:val="0"/>
-                <w:i w:val="0"/>
-                <w:sz w:val="22"/>
-              </w:rPr>
-              <w:t>0,1001</w:t>
-            </w:r>
-          </w:p>
-        </w:tc>
-        <w:tc>
-          <w:tcPr>
-            <w:tcW w:type="dxa" w:w="1425"/>
-          </w:tcPr>
-          <w:p>
-            <w:pPr>
-              <w:jc w:val="center"/>
-            </w:pPr>
-            <w:r/>
-            <w:r>
-              <w:rPr>
-                <w:rFonts w:ascii="Times New Roman" w:hAnsi="Times New Roman" w:eastAsia="Times New Roman"/>
-                <w:b w:val="0"/>
-                <w:i w:val="0"/>
-                <w:sz w:val="22"/>
-              </w:rPr>
-              <w:t>17,75</w:t>
-            </w:r>
-          </w:p>
-        </w:tc>
-        <w:tc>
-          <w:tcPr>
-            <w:tcW w:type="dxa" w:w="1425"/>
-          </w:tcPr>
-          <w:p>
-            <w:pPr>
-              <w:jc w:val="center"/>
-            </w:pPr>
-            <w:r/>
-            <w:r>
-              <w:rPr>
-                <w:rFonts w:ascii="Times New Roman" w:hAnsi="Times New Roman" w:eastAsia="Times New Roman"/>
-                <w:b w:val="0"/>
-                <w:i w:val="0"/>
-                <w:sz w:val="22"/>
-              </w:rPr>
-              <w:t>9,25</w:t>
-            </w:r>
-          </w:p>
-        </w:tc>
-        <w:tc>
-          <w:tcPr>
-            <w:tcW w:type="dxa" w:w="1425"/>
-          </w:tcPr>
-          <w:p>
-            <w:pPr>
-              <w:jc w:val="center"/>
-            </w:pPr>
-            <w:r/>
-            <w:r>
-              <w:rPr>
-                <w:rFonts w:ascii="Times New Roman" w:hAnsi="Times New Roman" w:eastAsia="Times New Roman"/>
-                <w:b w:val="0"/>
-                <w:i w:val="0"/>
-                <w:sz w:val="22"/>
-              </w:rPr>
-              <w:t>3,00</w:t>
-            </w:r>
-          </w:p>
-        </w:tc>
-      </w:tr>
-      <w:tr>
-        <w:tc>
-          <w:tcPr>
-            <w:tcW w:type="dxa" w:w="1425"/>
-          </w:tcPr>
-          <w:p>
-            <w:pPr>
-              <w:jc w:val="left"/>
-            </w:pPr>
-            <w:r/>
-            <w:r>
-              <w:rPr>
-                <w:rFonts w:ascii="Times New Roman" w:hAnsi="Times New Roman" w:eastAsia="Times New Roman"/>
-                <w:b w:val="0"/>
-                <w:i w:val="0"/>
-                <w:sz w:val="22"/>
-              </w:rPr>
-              <w:t>1. 4 РИС-н в ряду, реактор 3</w:t>
-            </w:r>
-          </w:p>
-        </w:tc>
-        <w:tc>
-          <w:tcPr>
-            <w:tcW w:type="dxa" w:w="1425"/>
-          </w:tcPr>
-          <w:p>
-            <w:pPr>
-              <w:jc w:val="center"/>
-            </w:pPr>
-            <w:r/>
-            <w:r>
-              <w:rPr>
-                <w:rFonts w:ascii="Times New Roman" w:hAnsi="Times New Roman" w:eastAsia="Times New Roman"/>
-                <w:b w:val="0"/>
-                <w:i w:val="0"/>
-                <w:sz w:val="22"/>
-              </w:rPr>
-              <w:t>0,5448</w:t>
-            </w:r>
-          </w:p>
-        </w:tc>
-        <w:tc>
-          <w:tcPr>
-            <w:tcW w:type="dxa" w:w="1425"/>
-          </w:tcPr>
-          <w:p>
-            <w:pPr>
-              <w:jc w:val="center"/>
-            </w:pPr>
-            <w:r/>
-            <w:r>
-              <w:rPr>
-                <w:rFonts w:ascii="Times New Roman" w:hAnsi="Times New Roman" w:eastAsia="Times New Roman"/>
-                <w:b w:val="0"/>
-                <w:i w:val="0"/>
-                <w:sz w:val="22"/>
-              </w:rPr>
-              <w:t>0,3706</w:t>
-            </w:r>
-          </w:p>
-        </w:tc>
-        <w:tc>
-          <w:tcPr>
-            <w:tcW w:type="dxa" w:w="1425"/>
-          </w:tcPr>
-          <w:p>
-            <w:pPr>
-              <w:jc w:val="center"/>
-            </w:pPr>
-            <w:r/>
-            <w:r>
-              <w:rPr>
-                <w:rFonts w:ascii="Times New Roman" w:hAnsi="Times New Roman" w:eastAsia="Times New Roman"/>
-                <w:b w:val="0"/>
-                <w:i w:val="0"/>
-                <w:sz w:val="22"/>
-              </w:rPr>
-              <w:t>0,1742</w:t>
-            </w:r>
-          </w:p>
-        </w:tc>
-        <w:tc>
-          <w:tcPr>
-            <w:tcW w:type="dxa" w:w="1425"/>
-          </w:tcPr>
-          <w:p>
-            <w:pPr>
-              <w:jc w:val="center"/>
-            </w:pPr>
-            <w:r/>
-            <w:r>
-              <w:rPr>
-                <w:rFonts w:ascii="Times New Roman" w:hAnsi="Times New Roman" w:eastAsia="Times New Roman"/>
-                <w:b w:val="0"/>
-                <w:i w:val="0"/>
-                <w:sz w:val="22"/>
-              </w:rPr>
-              <w:t>13,66</w:t>
-            </w:r>
-          </w:p>
-        </w:tc>
-        <w:tc>
-          <w:tcPr>
-            <w:tcW w:type="dxa" w:w="1425"/>
-          </w:tcPr>
-          <w:p>
-            <w:pPr>
-              <w:jc w:val="center"/>
-            </w:pPr>
-            <w:r/>
-            <w:r>
-              <w:rPr>
-                <w:rFonts w:ascii="Times New Roman" w:hAnsi="Times New Roman" w:eastAsia="Times New Roman"/>
-                <w:b w:val="0"/>
-                <w:i w:val="0"/>
-                <w:sz w:val="22"/>
-              </w:rPr>
-              <w:t>11,12</w:t>
-            </w:r>
-          </w:p>
-        </w:tc>
-        <w:tc>
-          <w:tcPr>
-            <w:tcW w:type="dxa" w:w="1425"/>
-          </w:tcPr>
-          <w:p>
-            <w:pPr>
-              <w:jc w:val="center"/>
-            </w:pPr>
-            <w:r/>
-            <w:r>
-              <w:rPr>
-                <w:rFonts w:ascii="Times New Roman" w:hAnsi="Times New Roman" w:eastAsia="Times New Roman"/>
-                <w:b w:val="0"/>
-                <w:i w:val="0"/>
-                <w:sz w:val="22"/>
-              </w:rPr>
-              <w:t>5,23</w:t>
-            </w:r>
-          </w:p>
-        </w:tc>
-      </w:tr>
-      <w:tr>
-        <w:tc>
-          <w:tcPr>
-            <w:tcW w:type="dxa" w:w="1425"/>
-          </w:tcPr>
-          <w:p>
-            <w:pPr>
-              <w:jc w:val="left"/>
-            </w:pPr>
-            <w:r/>
-            <w:r>
-              <w:rPr>
-                <w:rFonts w:ascii="Times New Roman" w:hAnsi="Times New Roman" w:eastAsia="Times New Roman"/>
-                <w:b w:val="0"/>
-                <w:i w:val="0"/>
-                <w:sz w:val="22"/>
-              </w:rPr>
-              <w:t>1. 4 РИС-н в ряду, выход (р.4)</w:t>
-            </w:r>
-          </w:p>
-        </w:tc>
-        <w:tc>
-          <w:tcPr>
-            <w:tcW w:type="dxa" w:w="1425"/>
-          </w:tcPr>
-          <w:p>
-            <w:pPr>
-              <w:jc w:val="center"/>
-            </w:pPr>
-            <w:r/>
-            <w:r>
-              <w:rPr>
-                <w:rFonts w:ascii="Times New Roman" w:hAnsi="Times New Roman" w:eastAsia="Times New Roman"/>
-                <w:b w:val="0"/>
-                <w:i w:val="0"/>
-                <w:sz w:val="22"/>
-              </w:rPr>
-              <w:t>0,6498</w:t>
-            </w:r>
-          </w:p>
-        </w:tc>
-        <w:tc>
-          <w:tcPr>
-            <w:tcW w:type="dxa" w:w="1425"/>
-          </w:tcPr>
-          <w:p>
-            <w:pPr>
-              <w:jc w:val="center"/>
-            </w:pPr>
-            <w:r/>
-            <w:r>
-              <w:rPr>
-                <w:rFonts w:ascii="Times New Roman" w:hAnsi="Times New Roman" w:eastAsia="Times New Roman"/>
-                <w:b w:val="0"/>
-                <w:i w:val="0"/>
-                <w:sz w:val="22"/>
-              </w:rPr>
-              <w:t>0,3964</w:t>
-            </w:r>
-          </w:p>
-        </w:tc>
-        <w:tc>
-          <w:tcPr>
-            <w:tcW w:type="dxa" w:w="1425"/>
-          </w:tcPr>
-          <w:p>
-            <w:pPr>
-              <w:jc w:val="center"/>
-            </w:pPr>
-            <w:r/>
-            <w:r>
-              <w:rPr>
-                <w:rFonts w:ascii="Times New Roman" w:hAnsi="Times New Roman" w:eastAsia="Times New Roman"/>
-                <w:b w:val="0"/>
-                <w:i w:val="0"/>
-                <w:sz w:val="22"/>
-              </w:rPr>
-              <w:t>0,2535</w:t>
-            </w:r>
-          </w:p>
-        </w:tc>
-        <w:tc>
-          <w:tcPr>
-            <w:tcW w:type="dxa" w:w="1425"/>
-          </w:tcPr>
-          <w:p>
-            <w:pPr>
-              <w:jc w:val="center"/>
-            </w:pPr>
-            <w:r/>
-            <w:r>
-              <w:rPr>
-                <w:rFonts w:ascii="Times New Roman" w:hAnsi="Times New Roman" w:eastAsia="Times New Roman"/>
-                <w:b w:val="0"/>
-                <w:i w:val="0"/>
-                <w:sz w:val="22"/>
-              </w:rPr>
-              <w:t>10,51</w:t>
-            </w:r>
-          </w:p>
-        </w:tc>
-        <w:tc>
-          <w:tcPr>
-            <w:tcW w:type="dxa" w:w="1425"/>
-          </w:tcPr>
-          <w:p>
-            <w:pPr>
-              <w:jc w:val="center"/>
-            </w:pPr>
-            <w:r/>
-            <w:r>
-              <w:rPr>
-                <w:rFonts w:ascii="Times New Roman" w:hAnsi="Times New Roman" w:eastAsia="Times New Roman"/>
-                <w:b w:val="0"/>
-                <w:i w:val="0"/>
-                <w:sz w:val="22"/>
-              </w:rPr>
-              <w:t>11,89</w:t>
-            </w:r>
-          </w:p>
-        </w:tc>
-        <w:tc>
-          <w:tcPr>
-            <w:tcW w:type="dxa" w:w="1425"/>
-          </w:tcPr>
-          <w:p>
-            <w:pPr>
-              <w:jc w:val="center"/>
-            </w:pPr>
-            <w:r/>
-            <w:r>
-              <w:rPr>
-                <w:rFonts w:ascii="Times New Roman" w:hAnsi="Times New Roman" w:eastAsia="Times New Roman"/>
-                <w:b w:val="0"/>
-                <w:i w:val="0"/>
-                <w:sz w:val="22"/>
-              </w:rPr>
-              <w:t>7,61</w:t>
-            </w:r>
-          </w:p>
-        </w:tc>
-      </w:tr>
-      <w:tr>
-        <w:tc>
-          <w:tcPr>
-            <w:tcW w:type="dxa" w:w="1425"/>
-          </w:tcPr>
-          <w:p>
-            <w:pPr>
-              <w:jc w:val="left"/>
-            </w:pPr>
-            <w:r/>
-            <w:r>
-              <w:rPr>
-                <w:rFonts w:ascii="Times New Roman" w:hAnsi="Times New Roman" w:eastAsia="Times New Roman"/>
-                <w:b w:val="0"/>
-                <w:i w:val="0"/>
-                <w:sz w:val="22"/>
-              </w:rPr>
-              <w:t>2. 4 РИС-н параллельно</w:t>
-            </w:r>
-          </w:p>
-        </w:tc>
-        <w:tc>
-          <w:tcPr>
-            <w:tcW w:type="dxa" w:w="1425"/>
-          </w:tcPr>
-          <w:p>
-            <w:pPr>
-              <w:jc w:val="center"/>
-            </w:pPr>
-            <w:r/>
-            <w:r>
-              <w:rPr>
-                <w:rFonts w:ascii="Times New Roman" w:hAnsi="Times New Roman" w:eastAsia="Times New Roman"/>
-                <w:b w:val="0"/>
-                <w:i w:val="0"/>
-                <w:sz w:val="22"/>
-              </w:rPr>
-              <w:t>0,5454</w:t>
-            </w:r>
-          </w:p>
-        </w:tc>
-        <w:tc>
-          <w:tcPr>
-            <w:tcW w:type="dxa" w:w="1425"/>
-          </w:tcPr>
-          <w:p>
-            <w:pPr>
-              <w:jc w:val="center"/>
-            </w:pPr>
-            <w:r/>
-            <w:r>
-              <w:rPr>
-                <w:rFonts w:ascii="Times New Roman" w:hAnsi="Times New Roman" w:eastAsia="Times New Roman"/>
-                <w:b w:val="0"/>
-                <w:i w:val="0"/>
-                <w:sz w:val="22"/>
-              </w:rPr>
-              <w:t>0,3030</w:t>
-            </w:r>
-          </w:p>
-        </w:tc>
-        <w:tc>
-          <w:tcPr>
-            <w:tcW w:type="dxa" w:w="1425"/>
-          </w:tcPr>
-          <w:p>
-            <w:pPr>
-              <w:jc w:val="center"/>
-            </w:pPr>
-            <w:r/>
-            <w:r>
-              <w:rPr>
-                <w:rFonts w:ascii="Times New Roman" w:hAnsi="Times New Roman" w:eastAsia="Times New Roman"/>
-                <w:b w:val="0"/>
-                <w:i w:val="0"/>
-                <w:sz w:val="22"/>
-              </w:rPr>
-              <w:t>0,2424</w:t>
-            </w:r>
-          </w:p>
-        </w:tc>
-        <w:tc>
-          <w:tcPr>
-            <w:tcW w:type="dxa" w:w="1425"/>
-          </w:tcPr>
-          <w:p>
-            <w:pPr>
-              <w:jc w:val="center"/>
-            </w:pPr>
-            <w:r/>
-            <w:r>
-              <w:rPr>
-                <w:rFonts w:ascii="Times New Roman" w:hAnsi="Times New Roman" w:eastAsia="Times New Roman"/>
-                <w:b w:val="0"/>
-                <w:i w:val="0"/>
-                <w:sz w:val="22"/>
-              </w:rPr>
-              <w:t>13,64</w:t>
-            </w:r>
-          </w:p>
-        </w:tc>
-        <w:tc>
-          <w:tcPr>
-            <w:tcW w:type="dxa" w:w="1425"/>
-          </w:tcPr>
-          <w:p>
-            <w:pPr>
-              <w:jc w:val="center"/>
-            </w:pPr>
-            <w:r/>
-            <w:r>
-              <w:rPr>
-                <w:rFonts w:ascii="Times New Roman" w:hAnsi="Times New Roman" w:eastAsia="Times New Roman"/>
-                <w:b w:val="0"/>
-                <w:i w:val="0"/>
-                <w:sz w:val="22"/>
-              </w:rPr>
-              <w:t>9,09</w:t>
-            </w:r>
-          </w:p>
-        </w:tc>
-        <w:tc>
-          <w:tcPr>
-            <w:tcW w:type="dxa" w:w="1425"/>
-          </w:tcPr>
-          <w:p>
-            <w:pPr>
-              <w:jc w:val="center"/>
-            </w:pPr>
-            <w:r/>
-            <w:r>
-              <w:rPr>
-                <w:rFonts w:ascii="Times New Roman" w:hAnsi="Times New Roman" w:eastAsia="Times New Roman"/>
-                <w:b w:val="0"/>
-                <w:i w:val="0"/>
-                <w:sz w:val="22"/>
-              </w:rPr>
-              <w:t>7,27</w:t>
-            </w:r>
-          </w:p>
-        </w:tc>
-      </w:tr>
-      <w:tr>
-        <w:tc>
-          <w:tcPr>
-            <w:tcW w:type="dxa" w:w="1425"/>
-          </w:tcPr>
-          <w:p>
-            <w:pPr>
-              <w:jc w:val="left"/>
-            </w:pPr>
-            <w:r/>
-            <w:r>
-              <w:rPr>
-                <w:rFonts w:ascii="Times New Roman" w:hAnsi="Times New Roman" w:eastAsia="Times New Roman"/>
-                <w:b w:val="0"/>
-                <w:i w:val="0"/>
-                <w:sz w:val="22"/>
-              </w:rPr>
-              <w:t>3. 4 РИВ в ряду, выход</w:t>
-            </w:r>
-          </w:p>
-        </w:tc>
-        <w:tc>
-          <w:tcPr>
-            <w:tcW w:type="dxa" w:w="1425"/>
-          </w:tcPr>
-          <w:p>
-            <w:pPr>
-              <w:jc w:val="center"/>
-            </w:pPr>
-            <w:r/>
-            <w:r>
-              <w:rPr>
-                <w:rFonts w:ascii="Times New Roman" w:hAnsi="Times New Roman" w:eastAsia="Times New Roman"/>
-                <w:b w:val="0"/>
-                <w:i w:val="0"/>
-                <w:sz w:val="22"/>
-              </w:rPr>
-              <w:t>0,6988</w:t>
-            </w:r>
-          </w:p>
-        </w:tc>
-        <w:tc>
-          <w:tcPr>
-            <w:tcW w:type="dxa" w:w="1425"/>
-          </w:tcPr>
-          <w:p>
-            <w:pPr>
-              <w:jc w:val="center"/>
-            </w:pPr>
-            <w:r/>
-            <w:r>
-              <w:rPr>
-                <w:rFonts w:ascii="Times New Roman" w:hAnsi="Times New Roman" w:eastAsia="Times New Roman"/>
-                <w:b w:val="0"/>
-                <w:i w:val="0"/>
-                <w:sz w:val="22"/>
-              </w:rPr>
-              <w:t>0,4444</w:t>
-            </w:r>
-          </w:p>
-        </w:tc>
-        <w:tc>
-          <w:tcPr>
-            <w:tcW w:type="dxa" w:w="1425"/>
-          </w:tcPr>
-          <w:p>
-            <w:pPr>
-              <w:jc w:val="center"/>
-            </w:pPr>
-            <w:r/>
-            <w:r>
-              <w:rPr>
-                <w:rFonts w:ascii="Times New Roman" w:hAnsi="Times New Roman" w:eastAsia="Times New Roman"/>
-                <w:b w:val="0"/>
-                <w:i w:val="0"/>
-                <w:sz w:val="22"/>
-              </w:rPr>
-              <w:t>0,2544</w:t>
-            </w:r>
-          </w:p>
-        </w:tc>
-        <w:tc>
-          <w:tcPr>
-            <w:tcW w:type="dxa" w:w="1425"/>
-          </w:tcPr>
-          <w:p>
-            <w:pPr>
-              <w:jc w:val="center"/>
-            </w:pPr>
-            <w:r/>
-            <w:r>
-              <w:rPr>
-                <w:rFonts w:ascii="Times New Roman" w:hAnsi="Times New Roman" w:eastAsia="Times New Roman"/>
-                <w:b w:val="0"/>
-                <w:i w:val="0"/>
-                <w:sz w:val="22"/>
-              </w:rPr>
-              <w:t>9,04</w:t>
-            </w:r>
-          </w:p>
-        </w:tc>
-        <w:tc>
-          <w:tcPr>
-            <w:tcW w:type="dxa" w:w="1425"/>
-          </w:tcPr>
-          <w:p>
-            <w:pPr>
-              <w:jc w:val="center"/>
-            </w:pPr>
-            <w:r/>
-            <w:r>
-              <w:rPr>
-                <w:rFonts w:ascii="Times New Roman" w:hAnsi="Times New Roman" w:eastAsia="Times New Roman"/>
-                <w:b w:val="0"/>
-                <w:i w:val="0"/>
-                <w:sz w:val="22"/>
-              </w:rPr>
-              <w:t>13,33</w:t>
-            </w:r>
-          </w:p>
-        </w:tc>
-        <w:tc>
-          <w:tcPr>
-            <w:tcW w:type="dxa" w:w="1425"/>
-          </w:tcPr>
-          <w:p>
-            <w:pPr>
-              <w:jc w:val="center"/>
-            </w:pPr>
-            <w:r/>
-            <w:r>
-              <w:rPr>
-                <w:rFonts w:ascii="Times New Roman" w:hAnsi="Times New Roman" w:eastAsia="Times New Roman"/>
-                <w:b w:val="0"/>
-                <w:i w:val="0"/>
-                <w:sz w:val="22"/>
-              </w:rPr>
-              <w:t>7,63</w:t>
-            </w:r>
-          </w:p>
-        </w:tc>
-      </w:tr>
-      <w:tr>
-        <w:tc>
-          <w:tcPr>
-            <w:tcW w:type="dxa" w:w="1425"/>
-          </w:tcPr>
-          <w:p>
-            <w:pPr>
-              <w:jc w:val="left"/>
-            </w:pPr>
-            <w:r/>
-            <w:r>
-              <w:rPr>
-                <w:rFonts w:ascii="Times New Roman" w:hAnsi="Times New Roman" w:eastAsia="Times New Roman"/>
-                <w:b w:val="0"/>
-                <w:i w:val="0"/>
-                <w:sz w:val="22"/>
-              </w:rPr>
-              <w:t>4. 4 РИВ параллельно</w:t>
-            </w:r>
-          </w:p>
-        </w:tc>
-        <w:tc>
-          <w:tcPr>
-            <w:tcW w:type="dxa" w:w="1425"/>
-          </w:tcPr>
-          <w:p>
-            <w:pPr>
-              <w:jc w:val="center"/>
-            </w:pPr>
-            <w:r/>
-            <w:r>
-              <w:rPr>
-                <w:rFonts w:ascii="Times New Roman" w:hAnsi="Times New Roman" w:eastAsia="Times New Roman"/>
-                <w:b w:val="0"/>
-                <w:i w:val="0"/>
-                <w:sz w:val="22"/>
-              </w:rPr>
-              <w:t>0,6988</w:t>
-            </w:r>
-          </w:p>
-        </w:tc>
-        <w:tc>
-          <w:tcPr>
-            <w:tcW w:type="dxa" w:w="1425"/>
-          </w:tcPr>
-          <w:p>
-            <w:pPr>
-              <w:jc w:val="center"/>
-            </w:pPr>
-            <w:r/>
-            <w:r>
-              <w:rPr>
-                <w:rFonts w:ascii="Times New Roman" w:hAnsi="Times New Roman" w:eastAsia="Times New Roman"/>
-                <w:b w:val="0"/>
-                <w:i w:val="0"/>
-                <w:sz w:val="22"/>
-              </w:rPr>
-              <w:t>0,4444</w:t>
-            </w:r>
-          </w:p>
-        </w:tc>
-        <w:tc>
-          <w:tcPr>
-            <w:tcW w:type="dxa" w:w="1425"/>
-          </w:tcPr>
-          <w:p>
-            <w:pPr>
-              <w:jc w:val="center"/>
-            </w:pPr>
-            <w:r/>
-            <w:r>
-              <w:rPr>
-                <w:rFonts w:ascii="Times New Roman" w:hAnsi="Times New Roman" w:eastAsia="Times New Roman"/>
-                <w:b w:val="0"/>
-                <w:i w:val="0"/>
-                <w:sz w:val="22"/>
-              </w:rPr>
-              <w:t>0,2544</w:t>
-            </w:r>
-          </w:p>
-        </w:tc>
-        <w:tc>
-          <w:tcPr>
-            <w:tcW w:type="dxa" w:w="1425"/>
-          </w:tcPr>
-          <w:p>
-            <w:pPr>
-              <w:jc w:val="center"/>
-            </w:pPr>
-            <w:r/>
-            <w:r>
-              <w:rPr>
-                <w:rFonts w:ascii="Times New Roman" w:hAnsi="Times New Roman" w:eastAsia="Times New Roman"/>
-                <w:b w:val="0"/>
-                <w:i w:val="0"/>
-                <w:sz w:val="22"/>
-              </w:rPr>
-              <w:t>9,04</w:t>
-            </w:r>
-          </w:p>
-        </w:tc>
-        <w:tc>
-          <w:tcPr>
-            <w:tcW w:type="dxa" w:w="1425"/>
-          </w:tcPr>
-          <w:p>
-            <w:pPr>
-              <w:jc w:val="center"/>
-            </w:pPr>
-            <w:r/>
-            <w:r>
-              <w:rPr>
-                <w:rFonts w:ascii="Times New Roman" w:hAnsi="Times New Roman" w:eastAsia="Times New Roman"/>
-                <w:b w:val="0"/>
-                <w:i w:val="0"/>
-                <w:sz w:val="22"/>
-              </w:rPr>
-              <w:t>13,33</w:t>
-            </w:r>
-          </w:p>
-        </w:tc>
-        <w:tc>
-          <w:tcPr>
-            <w:tcW w:type="dxa" w:w="1425"/>
-          </w:tcPr>
-          <w:p>
-            <w:pPr>
-              <w:jc w:val="center"/>
-            </w:pPr>
-            <w:r/>
-            <w:r>
-              <w:rPr>
-                <w:rFonts w:ascii="Times New Roman" w:hAnsi="Times New Roman" w:eastAsia="Times New Roman"/>
-                <w:b w:val="0"/>
-                <w:i w:val="0"/>
-                <w:sz w:val="22"/>
-              </w:rPr>
-              <w:t>7,63</w:t>
-            </w:r>
-          </w:p>
-        </w:tc>
-      </w:tr>
-    </w:tbl>
-    <w:p>
-      <w:pPr>
-        <w:spacing w:after="40" w:before="0" w:line="276" w:lineRule="auto"/>
-      </w:pPr>
-      <w:r>
-        <w:rPr>
-          <w:rFonts w:ascii="Times New Roman" w:hAnsi="Times New Roman" w:eastAsia="Times New Roman"/>
-          <w:b w:val="0"/>
-          <w:i w:val="0"/>
-          <w:sz w:val="28"/>
-        </w:rPr>
+        <w:t>Реактор 2, вход, τ = 0</w:t>
       </w:r>
     </w:p>
     <w:p>
       <w:pPr>
-        <w:spacing w:after="120" w:before="160" w:line="276" w:lineRule="auto"/>
+        <w:spacing w:after="80" w:before="0" w:line="276" w:lineRule="auto"/>
         <w:jc w:val="both"/>
       </w:pPr>
       <w:r>
         <w:rPr>
           <w:rFonts w:ascii="Times New Roman" w:hAnsi="Times New Roman" w:eastAsia="Times New Roman"/>
           <w:b w:val="0"/>
-          <w:i w:val="0"/>
           <w:sz w:val="28"/>
         </w:rPr>
-        <w:t>CA, CR, CS в таблице — в моль/л. Для системы 1 по каскаду A убывает (30 → 10,51), R растёт (0 → 11,89), S растёт (0 → 7,61). Параллельные РИС-н дают тот же выход, что один РИС-н с τ = 2 мин (CA = 13,64; CR = 9,09). Обе схемы РИВ совпадают с единичным РИВ: CA = 9,04; CR = 13,33 моль/л — больше целевого продукта, чем в каскаде мешалок.</w:t>
+        <w:t>С экрана: X = 0,2308;  Y = 0,1923;  Z = 0,0385.</w:t>
+      </w:r>
+    </w:p>
+    <w:p>
+      <w:pPr>
+        <w:spacing w:after="80" w:before="0" w:line="276" w:lineRule="auto"/>
+        <w:jc w:val="both"/>
+      </w:pPr>
+      <w:r>
+        <w:rPr>
+          <w:rFonts w:ascii="Times New Roman" w:hAnsi="Times New Roman" w:eastAsia="Times New Roman"/>
+          <w:b w:val="0"/>
+          <w:sz w:val="28"/>
+        </w:rPr>
+        <w:t>CA = 30 · (1 − 0,2308) = 30 · 0,7692 = 23,08 моль/л</w:t>
+      </w:r>
+    </w:p>
+    <w:p>
+      <w:pPr>
+        <w:spacing w:after="80" w:before="0" w:line="276" w:lineRule="auto"/>
+        <w:jc w:val="both"/>
+      </w:pPr>
+      <w:r>
+        <w:rPr>
+          <w:rFonts w:ascii="Times New Roman" w:hAnsi="Times New Roman" w:eastAsia="Times New Roman"/>
+          <w:b w:val="0"/>
+          <w:sz w:val="28"/>
+        </w:rPr>
+        <w:t>CR = 30 · 0,1923 = 5,77 моль/л</w:t>
+      </w:r>
+    </w:p>
+    <w:p>
+      <w:pPr>
+        <w:spacing w:after="80" w:before="0" w:line="276" w:lineRule="auto"/>
+        <w:jc w:val="both"/>
+      </w:pPr>
+      <w:r>
+        <w:rPr>
+          <w:rFonts w:ascii="Times New Roman" w:hAnsi="Times New Roman" w:eastAsia="Times New Roman"/>
+          <w:b w:val="0"/>
+          <w:sz w:val="28"/>
+        </w:rPr>
+        <w:t>CS = 30 · 0,0385 = 1,16 моль/л</w:t>
+      </w:r>
+    </w:p>
+    <w:p>
+      <w:pPr>
+        <w:spacing w:after="80" w:before="0" w:line="276" w:lineRule="auto"/>
+        <w:jc w:val="both"/>
+      </w:pPr>
+      <w:r>
+        <w:rPr>
+          <w:rFonts w:ascii="Times New Roman" w:hAnsi="Times New Roman" w:eastAsia="Times New Roman"/>
+          <w:b w:val="0"/>
+          <w:sz w:val="28"/>
+        </w:rPr>
+        <w:t>Проверка: 23,08 + 5,77 + 1,16 = 30,00 ≈ 30 моль/л.</w:t>
+      </w:r>
+    </w:p>
+    <w:p>
+      <w:pPr>
+        <w:spacing w:after="80" w:before="160" w:line="276" w:lineRule="auto"/>
+      </w:pPr>
+      <w:r>
+        <w:rPr>
+          <w:rFonts w:ascii="Times New Roman" w:hAnsi="Times New Roman" w:eastAsia="Times New Roman"/>
+          <w:b/>
+          <w:sz w:val="28"/>
+        </w:rPr>
+        <w:t>Реактор 2, выход, τ = 0,5</w:t>
+      </w:r>
+    </w:p>
+    <w:p>
+      <w:pPr>
+        <w:spacing w:after="80" w:before="0" w:line="276" w:lineRule="auto"/>
+        <w:jc w:val="both"/>
+      </w:pPr>
+      <w:r>
+        <w:rPr>
+          <w:rFonts w:ascii="Times New Roman" w:hAnsi="Times New Roman" w:eastAsia="Times New Roman"/>
+          <w:b w:val="0"/>
+          <w:sz w:val="28"/>
+        </w:rPr>
+        <w:t>С экрана: X = 0,4083;  Y = 0,3082;  Z = 0,1001.</w:t>
+      </w:r>
+    </w:p>
+    <w:p>
+      <w:pPr>
+        <w:spacing w:after="80" w:before="0" w:line="276" w:lineRule="auto"/>
+        <w:jc w:val="both"/>
+      </w:pPr>
+      <w:r>
+        <w:rPr>
+          <w:rFonts w:ascii="Times New Roman" w:hAnsi="Times New Roman" w:eastAsia="Times New Roman"/>
+          <w:b w:val="0"/>
+          <w:sz w:val="28"/>
+        </w:rPr>
+        <w:t>CA = 30 · (1 − 0,4083) = 30 · 0,5917 = 17,75 моль/л</w:t>
+      </w:r>
+    </w:p>
+    <w:p>
+      <w:pPr>
+        <w:spacing w:after="80" w:before="0" w:line="276" w:lineRule="auto"/>
+        <w:jc w:val="both"/>
+      </w:pPr>
+      <w:r>
+        <w:rPr>
+          <w:rFonts w:ascii="Times New Roman" w:hAnsi="Times New Roman" w:eastAsia="Times New Roman"/>
+          <w:b w:val="0"/>
+          <w:sz w:val="28"/>
+        </w:rPr>
+        <w:t>CR = 30 · 0,3082 = 9,25 моль/л</w:t>
+      </w:r>
+    </w:p>
+    <w:p>
+      <w:pPr>
+        <w:spacing w:after="80" w:before="0" w:line="276" w:lineRule="auto"/>
+        <w:jc w:val="both"/>
+      </w:pPr>
+      <w:r>
+        <w:rPr>
+          <w:rFonts w:ascii="Times New Roman" w:hAnsi="Times New Roman" w:eastAsia="Times New Roman"/>
+          <w:b w:val="0"/>
+          <w:sz w:val="28"/>
+        </w:rPr>
+        <w:t>CS = 30 · 0,1001 = 3,00 моль/л</w:t>
+      </w:r>
+    </w:p>
+    <w:p>
+      <w:pPr>
+        <w:spacing w:after="80" w:before="0" w:line="276" w:lineRule="auto"/>
+        <w:jc w:val="both"/>
+      </w:pPr>
+      <w:r>
+        <w:rPr>
+          <w:rFonts w:ascii="Times New Roman" w:hAnsi="Times New Roman" w:eastAsia="Times New Roman"/>
+          <w:b w:val="0"/>
+          <w:sz w:val="28"/>
+        </w:rPr>
+        <w:t>Проверка: 17,75 + 9,25 + 3,00 = 30,00 ≈ 30 моль/л.</w:t>
+      </w:r>
+    </w:p>
+    <w:p>
+      <w:pPr>
+        <w:spacing w:after="80" w:before="160" w:line="276" w:lineRule="auto"/>
+      </w:pPr>
+      <w:r>
+        <w:rPr>
+          <w:rFonts w:ascii="Times New Roman" w:hAnsi="Times New Roman" w:eastAsia="Times New Roman"/>
+          <w:b/>
+          <w:sz w:val="28"/>
+        </w:rPr>
+        <w:t>Реактор 3, вход, τ = 0</w:t>
+      </w:r>
+    </w:p>
+    <w:p>
+      <w:pPr>
+        <w:spacing w:after="80" w:before="0" w:line="276" w:lineRule="auto"/>
+        <w:jc w:val="both"/>
+      </w:pPr>
+      <w:r>
+        <w:rPr>
+          <w:rFonts w:ascii="Times New Roman" w:hAnsi="Times New Roman" w:eastAsia="Times New Roman"/>
+          <w:b w:val="0"/>
+          <w:sz w:val="28"/>
+        </w:rPr>
+        <w:t>С экрана: X = 0,4083;  Y = 0,3082;  Z = 0,1001.</w:t>
+      </w:r>
+    </w:p>
+    <w:p>
+      <w:pPr>
+        <w:spacing w:after="80" w:before="0" w:line="276" w:lineRule="auto"/>
+        <w:jc w:val="both"/>
+      </w:pPr>
+      <w:r>
+        <w:rPr>
+          <w:rFonts w:ascii="Times New Roman" w:hAnsi="Times New Roman" w:eastAsia="Times New Roman"/>
+          <w:b w:val="0"/>
+          <w:sz w:val="28"/>
+        </w:rPr>
+        <w:t>CA = 30 · (1 − 0,4083) = 30 · 0,5917 = 17,75 моль/л</w:t>
+      </w:r>
+    </w:p>
+    <w:p>
+      <w:pPr>
+        <w:spacing w:after="80" w:before="0" w:line="276" w:lineRule="auto"/>
+        <w:jc w:val="both"/>
+      </w:pPr>
+      <w:r>
+        <w:rPr>
+          <w:rFonts w:ascii="Times New Roman" w:hAnsi="Times New Roman" w:eastAsia="Times New Roman"/>
+          <w:b w:val="0"/>
+          <w:sz w:val="28"/>
+        </w:rPr>
+        <w:t>CR = 30 · 0,3082 = 9,25 моль/л</w:t>
+      </w:r>
+    </w:p>
+    <w:p>
+      <w:pPr>
+        <w:spacing w:after="80" w:before="0" w:line="276" w:lineRule="auto"/>
+        <w:jc w:val="both"/>
+      </w:pPr>
+      <w:r>
+        <w:rPr>
+          <w:rFonts w:ascii="Times New Roman" w:hAnsi="Times New Roman" w:eastAsia="Times New Roman"/>
+          <w:b w:val="0"/>
+          <w:sz w:val="28"/>
+        </w:rPr>
+        <w:t>CS = 30 · 0,1001 = 3,00 моль/л</w:t>
+      </w:r>
+    </w:p>
+    <w:p>
+      <w:pPr>
+        <w:spacing w:after="80" w:before="0" w:line="276" w:lineRule="auto"/>
+        <w:jc w:val="both"/>
+      </w:pPr>
+      <w:r>
+        <w:rPr>
+          <w:rFonts w:ascii="Times New Roman" w:hAnsi="Times New Roman" w:eastAsia="Times New Roman"/>
+          <w:b w:val="0"/>
+          <w:sz w:val="28"/>
+        </w:rPr>
+        <w:t>Проверка: 17,75 + 9,25 + 3,00 = 30,00 ≈ 30 моль/л.</w:t>
+      </w:r>
+    </w:p>
+    <w:p>
+      <w:pPr>
+        <w:spacing w:after="80" w:before="160" w:line="276" w:lineRule="auto"/>
+      </w:pPr>
+      <w:r>
+        <w:rPr>
+          <w:rFonts w:ascii="Times New Roman" w:hAnsi="Times New Roman" w:eastAsia="Times New Roman"/>
+          <w:b/>
+          <w:sz w:val="28"/>
+        </w:rPr>
+        <w:t>Реактор 3, выход, τ = 0,5</w:t>
+      </w:r>
+    </w:p>
+    <w:p>
+      <w:pPr>
+        <w:spacing w:after="80" w:before="0" w:line="276" w:lineRule="auto"/>
+        <w:jc w:val="both"/>
+      </w:pPr>
+      <w:r>
+        <w:rPr>
+          <w:rFonts w:ascii="Times New Roman" w:hAnsi="Times New Roman" w:eastAsia="Times New Roman"/>
+          <w:b w:val="0"/>
+          <w:sz w:val="28"/>
+        </w:rPr>
+        <w:t>С экрана: X = 0,5448;  Y = 0,3706;  Z = 0,1742.</w:t>
+      </w:r>
+    </w:p>
+    <w:p>
+      <w:pPr>
+        <w:spacing w:after="80" w:before="0" w:line="276" w:lineRule="auto"/>
+        <w:jc w:val="both"/>
+      </w:pPr>
+      <w:r>
+        <w:rPr>
+          <w:rFonts w:ascii="Times New Roman" w:hAnsi="Times New Roman" w:eastAsia="Times New Roman"/>
+          <w:b w:val="0"/>
+          <w:sz w:val="28"/>
+        </w:rPr>
+        <w:t>CA = 30 · (1 − 0,5448) = 30 · 0,4552 = 13,66 моль/л</w:t>
+      </w:r>
+    </w:p>
+    <w:p>
+      <w:pPr>
+        <w:spacing w:after="80" w:before="0" w:line="276" w:lineRule="auto"/>
+        <w:jc w:val="both"/>
+      </w:pPr>
+      <w:r>
+        <w:rPr>
+          <w:rFonts w:ascii="Times New Roman" w:hAnsi="Times New Roman" w:eastAsia="Times New Roman"/>
+          <w:b w:val="0"/>
+          <w:sz w:val="28"/>
+        </w:rPr>
+        <w:t>CR = 30 · 0,3706 = 11,12 моль/л</w:t>
+      </w:r>
+    </w:p>
+    <w:p>
+      <w:pPr>
+        <w:spacing w:after="80" w:before="0" w:line="276" w:lineRule="auto"/>
+        <w:jc w:val="both"/>
+      </w:pPr>
+      <w:r>
+        <w:rPr>
+          <w:rFonts w:ascii="Times New Roman" w:hAnsi="Times New Roman" w:eastAsia="Times New Roman"/>
+          <w:b w:val="0"/>
+          <w:sz w:val="28"/>
+        </w:rPr>
+        <w:t>CS = 30 · 0,1742 = 5,23 моль/л</w:t>
+      </w:r>
+    </w:p>
+    <w:p>
+      <w:pPr>
+        <w:spacing w:after="80" w:before="0" w:line="276" w:lineRule="auto"/>
+        <w:jc w:val="both"/>
+      </w:pPr>
+      <w:r>
+        <w:rPr>
+          <w:rFonts w:ascii="Times New Roman" w:hAnsi="Times New Roman" w:eastAsia="Times New Roman"/>
+          <w:b w:val="0"/>
+          <w:sz w:val="28"/>
+        </w:rPr>
+        <w:t>Проверка: 13,66 + 11,12 + 5,23 = 30,00 ≈ 30 моль/л.</w:t>
+      </w:r>
+    </w:p>
+    <w:p>
+      <w:pPr>
+        <w:spacing w:after="80" w:before="160" w:line="276" w:lineRule="auto"/>
+      </w:pPr>
+      <w:r>
+        <w:rPr>
+          <w:rFonts w:ascii="Times New Roman" w:hAnsi="Times New Roman" w:eastAsia="Times New Roman"/>
+          <w:b/>
+          <w:sz w:val="28"/>
+        </w:rPr>
+        <w:t>Реактор 4, вход, τ = 0</w:t>
+      </w:r>
+    </w:p>
+    <w:p>
+      <w:pPr>
+        <w:spacing w:after="80" w:before="0" w:line="276" w:lineRule="auto"/>
+        <w:jc w:val="both"/>
+      </w:pPr>
+      <w:r>
+        <w:rPr>
+          <w:rFonts w:ascii="Times New Roman" w:hAnsi="Times New Roman" w:eastAsia="Times New Roman"/>
+          <w:b w:val="0"/>
+          <w:sz w:val="28"/>
+        </w:rPr>
+        <w:t>С экрана: X = 0,5448;  Y = 0,3706;  Z = 0,1742.</w:t>
+      </w:r>
+    </w:p>
+    <w:p>
+      <w:pPr>
+        <w:spacing w:after="80" w:before="0" w:line="276" w:lineRule="auto"/>
+        <w:jc w:val="both"/>
+      </w:pPr>
+      <w:r>
+        <w:rPr>
+          <w:rFonts w:ascii="Times New Roman" w:hAnsi="Times New Roman" w:eastAsia="Times New Roman"/>
+          <w:b w:val="0"/>
+          <w:sz w:val="28"/>
+        </w:rPr>
+        <w:t>CA = 30 · (1 − 0,5448) = 30 · 0,4552 = 13,66 моль/л</w:t>
+      </w:r>
+    </w:p>
+    <w:p>
+      <w:pPr>
+        <w:spacing w:after="80" w:before="0" w:line="276" w:lineRule="auto"/>
+        <w:jc w:val="both"/>
+      </w:pPr>
+      <w:r>
+        <w:rPr>
+          <w:rFonts w:ascii="Times New Roman" w:hAnsi="Times New Roman" w:eastAsia="Times New Roman"/>
+          <w:b w:val="0"/>
+          <w:sz w:val="28"/>
+        </w:rPr>
+        <w:t>CR = 30 · 0,3706 = 11,12 моль/л</w:t>
+      </w:r>
+    </w:p>
+    <w:p>
+      <w:pPr>
+        <w:spacing w:after="80" w:before="0" w:line="276" w:lineRule="auto"/>
+        <w:jc w:val="both"/>
+      </w:pPr>
+      <w:r>
+        <w:rPr>
+          <w:rFonts w:ascii="Times New Roman" w:hAnsi="Times New Roman" w:eastAsia="Times New Roman"/>
+          <w:b w:val="0"/>
+          <w:sz w:val="28"/>
+        </w:rPr>
+        <w:t>CS = 30 · 0,1742 = 5,23 моль/л</w:t>
+      </w:r>
+    </w:p>
+    <w:p>
+      <w:pPr>
+        <w:spacing w:after="80" w:before="0" w:line="276" w:lineRule="auto"/>
+        <w:jc w:val="both"/>
+      </w:pPr>
+      <w:r>
+        <w:rPr>
+          <w:rFonts w:ascii="Times New Roman" w:hAnsi="Times New Roman" w:eastAsia="Times New Roman"/>
+          <w:b w:val="0"/>
+          <w:sz w:val="28"/>
+        </w:rPr>
+        <w:t>Проверка: 13,66 + 11,12 + 5,23 = 30,00 ≈ 30 моль/л.</w:t>
+      </w:r>
+    </w:p>
+    <w:p>
+      <w:pPr>
+        <w:spacing w:after="80" w:before="160" w:line="276" w:lineRule="auto"/>
+      </w:pPr>
+      <w:r>
+        <w:rPr>
+          <w:rFonts w:ascii="Times New Roman" w:hAnsi="Times New Roman" w:eastAsia="Times New Roman"/>
+          <w:b/>
+          <w:sz w:val="28"/>
+        </w:rPr>
+        <w:t>Реактор 4, выход, τ = 0,5 (выход системы 1)</w:t>
+      </w:r>
+    </w:p>
+    <w:p>
+      <w:pPr>
+        <w:spacing w:after="80" w:before="0" w:line="276" w:lineRule="auto"/>
+        <w:jc w:val="both"/>
+      </w:pPr>
+      <w:r>
+        <w:rPr>
+          <w:rFonts w:ascii="Times New Roman" w:hAnsi="Times New Roman" w:eastAsia="Times New Roman"/>
+          <w:b w:val="0"/>
+          <w:sz w:val="28"/>
+        </w:rPr>
+        <w:t>С экрана: X = 0,6498;  Y = 0,3964;  Z = 0,2535.</w:t>
+      </w:r>
+    </w:p>
+    <w:p>
+      <w:pPr>
+        <w:spacing w:after="80" w:before="0" w:line="276" w:lineRule="auto"/>
+        <w:jc w:val="both"/>
+      </w:pPr>
+      <w:r>
+        <w:rPr>
+          <w:rFonts w:ascii="Times New Roman" w:hAnsi="Times New Roman" w:eastAsia="Times New Roman"/>
+          <w:b w:val="0"/>
+          <w:sz w:val="28"/>
+        </w:rPr>
+        <w:t>CA = 30 · (1 − 0,6498) = 30 · 0,3502 = 10,51 моль/л</w:t>
+      </w:r>
+    </w:p>
+    <w:p>
+      <w:pPr>
+        <w:spacing w:after="80" w:before="0" w:line="276" w:lineRule="auto"/>
+        <w:jc w:val="both"/>
+      </w:pPr>
+      <w:r>
+        <w:rPr>
+          <w:rFonts w:ascii="Times New Roman" w:hAnsi="Times New Roman" w:eastAsia="Times New Roman"/>
+          <w:b w:val="0"/>
+          <w:sz w:val="28"/>
+        </w:rPr>
+        <w:t>CR = 30 · 0,3964 = 11,89 моль/л</w:t>
+      </w:r>
+    </w:p>
+    <w:p>
+      <w:pPr>
+        <w:spacing w:after="80" w:before="0" w:line="276" w:lineRule="auto"/>
+        <w:jc w:val="both"/>
+      </w:pPr>
+      <w:r>
+        <w:rPr>
+          <w:rFonts w:ascii="Times New Roman" w:hAnsi="Times New Roman" w:eastAsia="Times New Roman"/>
+          <w:b w:val="0"/>
+          <w:sz w:val="28"/>
+        </w:rPr>
+        <w:t>CS = 30 · 0,2535 = 7,61 моль/л</w:t>
+      </w:r>
+    </w:p>
+    <w:p>
+      <w:pPr>
+        <w:spacing w:after="80" w:before="0" w:line="276" w:lineRule="auto"/>
+        <w:jc w:val="both"/>
+      </w:pPr>
+      <w:r>
+        <w:rPr>
+          <w:rFonts w:ascii="Times New Roman" w:hAnsi="Times New Roman" w:eastAsia="Times New Roman"/>
+          <w:b w:val="0"/>
+          <w:sz w:val="28"/>
+        </w:rPr>
+        <w:t>Проверка: 10,51 + 11,89 + 7,61 = 30,00 ≈ 30 моль/л.</w:t>
       </w:r>
     </w:p>
     <w:sectPr>

--- a/reaktory_sistemy_variant2/Пункт1_реальные_концентрации.docx
+++ b/reaktory_sistemy_variant2/Пункт1_реальные_концентрации.docx
@@ -4,736 +4,1508 @@
   <w:body>
     <w:p>
       <w:pPr>
-        <w:spacing w:after="80" w:before="0" w:line="276" w:lineRule="auto"/>
+        <w:spacing w:after="40" w:before="0" w:line="276" w:lineRule="auto"/>
+        <w:ind w:firstLine="0"/>
         <w:jc w:val="center"/>
       </w:pPr>
       <w:r>
         <w:rPr>
           <w:rFonts w:ascii="Times New Roman" w:hAnsi="Times New Roman" w:eastAsia="Times New Roman"/>
           <w:b/>
+          <w:i w:val="0"/>
           <w:sz w:val="28"/>
         </w:rPr>
-        <w:t>Лабораторная работа «Реакторные системы». Вариант 2</w:t>
+        <w:t>Лабораторная работа «Реакторные системы»</w:t>
       </w:r>
     </w:p>
     <w:p>
       <w:pPr>
-        <w:spacing w:after="200" w:before="0" w:line="276" w:lineRule="auto"/>
+        <w:spacing w:after="40" w:before="0" w:line="276" w:lineRule="auto"/>
+        <w:ind w:firstLine="0"/>
         <w:jc w:val="center"/>
       </w:pPr>
       <w:r>
         <w:rPr>
           <w:rFonts w:ascii="Times New Roman" w:hAnsi="Times New Roman" w:eastAsia="Times New Roman"/>
           <w:b/>
+          <w:i w:val="0"/>
           <w:sz w:val="28"/>
         </w:rPr>
-        <w:t>Пункт 1. Расчёт реальных концентраций по экранам системы 1 (4 РИС-н в ряду)</w:t>
+        <w:t>Вариант 2. Система 1 — четыре РИС-н в ряду</w:t>
       </w:r>
     </w:p>
     <w:p>
       <w:pPr>
-        <w:spacing w:after="80" w:before="0" w:line="276" w:lineRule="auto"/>
+        <w:spacing w:after="240" w:before="0" w:line="276" w:lineRule="auto"/>
+        <w:ind w:firstLine="0"/>
+        <w:jc w:val="center"/>
+      </w:pPr>
+      <w:r>
+        <w:rPr>
+          <w:rFonts w:ascii="Times New Roman" w:hAnsi="Times New Roman" w:eastAsia="Times New Roman"/>
+          <w:b/>
+          <w:i w:val="0"/>
+          <w:sz w:val="28"/>
+        </w:rPr>
+        <w:t>Пункт 1. Расчёт реальных концентраций веществ A, R, S</w:t>
+      </w:r>
+    </w:p>
+    <w:p>
+      <w:pPr>
+        <w:spacing w:after="120" w:before="0" w:line="276" w:lineRule="auto"/>
+        <w:ind w:firstLine="709"/>
         <w:jc w:val="both"/>
       </w:pPr>
       <w:r>
         <w:rPr>
           <w:rFonts w:ascii="Times New Roman" w:hAnsi="Times New Roman" w:eastAsia="Times New Roman"/>
           <w:b w:val="0"/>
+          <w:i w:val="0"/>
           <w:sz w:val="28"/>
         </w:rPr>
-        <w:t>На четырёх экранах по две строки: вход (τ = 0) и выход (τ = 0,5) каждого реактора — всего 8 расчётов. CA0 = 30 моль/л.</w:t>
+        <w:t>Программа выдаёт безразмерные X, Y, Z. Реальные концентрации при CA0 = 30 моль/л:</w:t>
       </w:r>
     </w:p>
     <w:p>
       <w:pPr>
-        <w:spacing w:after="80" w:before="0" w:line="276" w:lineRule="auto"/>
+        <w:spacing w:after="160" w:before="0" w:line="276" w:lineRule="auto"/>
+        <w:ind w:firstLine="0"/>
         <w:jc w:val="center"/>
       </w:pPr>
       <w:r>
         <w:rPr>
           <w:rFonts w:ascii="Times New Roman" w:hAnsi="Times New Roman" w:eastAsia="Times New Roman"/>
           <w:b w:val="0"/>
+          <w:i/>
           <w:sz w:val="28"/>
         </w:rPr>
-        <w:t>CA = 30 · (1 − X);   CR = 30 · Y;   CS = 30 · Z.</w:t>
+        <w:t>CA = 30 · (1 − X),     CR = 30 · Y,     CS = 30 · Z.</w:t>
       </w:r>
     </w:p>
     <w:p>
       <w:pPr>
-        <w:spacing w:after="200" w:before="0" w:line="276" w:lineRule="auto"/>
+        <w:spacing w:after="120" w:before="0" w:line="276" w:lineRule="auto"/>
+        <w:ind w:firstLine="709"/>
         <w:jc w:val="both"/>
       </w:pPr>
       <w:r>
         <w:rPr>
           <w:rFonts w:ascii="Times New Roman" w:hAnsi="Times New Roman" w:eastAsia="Times New Roman"/>
           <w:b w:val="0"/>
+          <w:i w:val="0"/>
           <w:sz w:val="28"/>
         </w:rPr>
-        <w:t>Вход реактора 2 совпадает с выходом реактора 1, вход 3 — с выходом 2, вход 4 — с выходом 3.</w:t>
+        <w:t>На экране у каждого аппарата две строки (вход при τ = 0 и выход при τ = 0,5 мин) — всего восемь строк. Вход следующего реактора совпадает с выходом предыдущего, поэтому достаточно пяти уникальных расчётов.</w:t>
       </w:r>
     </w:p>
     <w:p>
       <w:pPr>
-        <w:spacing w:after="80" w:before="160" w:line="276" w:lineRule="auto"/>
+        <w:spacing w:after="40" w:before="200" w:line="276" w:lineRule="auto"/>
+        <w:ind w:firstLine="0"/>
       </w:pPr>
       <w:r>
         <w:rPr>
           <w:rFonts w:ascii="Times New Roman" w:hAnsi="Times New Roman" w:eastAsia="Times New Roman"/>
           <w:b/>
+          <w:i w:val="0"/>
           <w:sz w:val="28"/>
         </w:rPr>
-        <w:t>Реактор 1, вход, τ = 0</w:t>
+        <w:t>Вход в систему (он же вход реактора 1)</w:t>
       </w:r>
     </w:p>
     <w:p>
       <w:pPr>
-        <w:spacing w:after="80" w:before="0" w:line="276" w:lineRule="auto"/>
+        <w:spacing w:after="40" w:before="0" w:line="276" w:lineRule="auto"/>
+        <w:ind w:firstLine="709"/>
         <w:jc w:val="both"/>
       </w:pPr>
       <w:r>
         <w:rPr>
           <w:rFonts w:ascii="Times New Roman" w:hAnsi="Times New Roman" w:eastAsia="Times New Roman"/>
           <w:b w:val="0"/>
+          <w:i w:val="0"/>
           <w:sz w:val="28"/>
         </w:rPr>
-        <w:t>С экрана: X = 0,0000;  Y = 0,0000;  Z = 0,0000.</w:t>
+        <w:t>τ = 0.  X = 0,0000;  Y = 0,0000;  Z = 0,0000.</w:t>
       </w:r>
     </w:p>
     <w:p>
       <w:pPr>
-        <w:spacing w:after="80" w:before="0" w:line="276" w:lineRule="auto"/>
+        <w:spacing w:after="20" w:before="0" w:line="276" w:lineRule="auto"/>
+        <w:ind w:firstLine="709"/>
         <w:jc w:val="both"/>
       </w:pPr>
       <w:r>
         <w:rPr>
           <w:rFonts w:ascii="Times New Roman" w:hAnsi="Times New Roman" w:eastAsia="Times New Roman"/>
           <w:b w:val="0"/>
+          <w:i w:val="0"/>
           <w:sz w:val="28"/>
         </w:rPr>
-        <w:t>CA = 30 · (1 − 0,0000) = 30 · 1,0000 = 30,00 моль/л</w:t>
+        <w:t>CA = 30 · (1 − 0,0000) = 30,00 моль/л;</w:t>
       </w:r>
     </w:p>
     <w:p>
       <w:pPr>
-        <w:spacing w:after="80" w:before="0" w:line="276" w:lineRule="auto"/>
+        <w:spacing w:after="20" w:before="0" w:line="276" w:lineRule="auto"/>
+        <w:ind w:firstLine="709"/>
         <w:jc w:val="both"/>
       </w:pPr>
       <w:r>
         <w:rPr>
           <w:rFonts w:ascii="Times New Roman" w:hAnsi="Times New Roman" w:eastAsia="Times New Roman"/>
           <w:b w:val="0"/>
+          <w:i w:val="0"/>
           <w:sz w:val="28"/>
         </w:rPr>
-        <w:t>CR = 30 · 0,0000 = 0,00 моль/л</w:t>
+        <w:t>CR = 30 · 0,0000 = 0,00 моль/л;</w:t>
       </w:r>
     </w:p>
     <w:p>
       <w:pPr>
-        <w:spacing w:after="80" w:before="0" w:line="276" w:lineRule="auto"/>
+        <w:spacing w:after="40" w:before="0" w:line="276" w:lineRule="auto"/>
+        <w:ind w:firstLine="709"/>
         <w:jc w:val="both"/>
       </w:pPr>
       <w:r>
         <w:rPr>
           <w:rFonts w:ascii="Times New Roman" w:hAnsi="Times New Roman" w:eastAsia="Times New Roman"/>
           <w:b w:val="0"/>
+          <w:i w:val="0"/>
           <w:sz w:val="28"/>
         </w:rPr>
-        <w:t>CS = 30 · 0,0000 = 0,00 моль/л</w:t>
+        <w:t>CS = 30 · 0,0000 = 0,00 моль/л.</w:t>
       </w:r>
     </w:p>
     <w:p>
       <w:pPr>
         <w:spacing w:after="80" w:before="0" w:line="276" w:lineRule="auto"/>
+        <w:ind w:firstLine="709"/>
         <w:jc w:val="both"/>
       </w:pPr>
       <w:r>
         <w:rPr>
           <w:rFonts w:ascii="Times New Roman" w:hAnsi="Times New Roman" w:eastAsia="Times New Roman"/>
           <w:b w:val="0"/>
+          <w:i/>
           <w:sz w:val="28"/>
         </w:rPr>
-        <w:t>Проверка: 30,00 + 0,00 + 0,00 = 30,00 ≈ 30 моль/л.</w:t>
+        <w:t>CA + CR + CS = 30,00 моль/л ≈ CA0.</w:t>
       </w:r>
     </w:p>
     <w:p>
       <w:pPr>
-        <w:spacing w:after="80" w:before="160" w:line="276" w:lineRule="auto"/>
+        <w:spacing w:after="40" w:before="200" w:line="276" w:lineRule="auto"/>
+        <w:ind w:firstLine="0"/>
       </w:pPr>
       <w:r>
         <w:rPr>
           <w:rFonts w:ascii="Times New Roman" w:hAnsi="Times New Roman" w:eastAsia="Times New Roman"/>
           <w:b/>
+          <w:i w:val="0"/>
           <w:sz w:val="28"/>
         </w:rPr>
-        <w:t>Реактор 1, выход, τ = 0,5</w:t>
+        <w:t>Выход реактора 1 (он же вход реактора 2)</w:t>
       </w:r>
     </w:p>
     <w:p>
       <w:pPr>
-        <w:spacing w:after="80" w:before="0" w:line="276" w:lineRule="auto"/>
+        <w:spacing w:after="40" w:before="0" w:line="276" w:lineRule="auto"/>
+        <w:ind w:firstLine="709"/>
         <w:jc w:val="both"/>
       </w:pPr>
       <w:r>
         <w:rPr>
           <w:rFonts w:ascii="Times New Roman" w:hAnsi="Times New Roman" w:eastAsia="Times New Roman"/>
           <w:b w:val="0"/>
+          <w:i w:val="0"/>
           <w:sz w:val="28"/>
         </w:rPr>
-        <w:t>С экрана: X = 0,2308;  Y = 0,1923;  Z = 0,0385.</w:t>
+        <w:t>τ = 0,5 мин.  X = 0,2308;  Y = 0,1923;  Z = 0,0385.</w:t>
       </w:r>
     </w:p>
     <w:p>
       <w:pPr>
-        <w:spacing w:after="80" w:before="0" w:line="276" w:lineRule="auto"/>
+        <w:spacing w:after="20" w:before="0" w:line="276" w:lineRule="auto"/>
+        <w:ind w:firstLine="709"/>
         <w:jc w:val="both"/>
       </w:pPr>
       <w:r>
         <w:rPr>
           <w:rFonts w:ascii="Times New Roman" w:hAnsi="Times New Roman" w:eastAsia="Times New Roman"/>
           <w:b w:val="0"/>
+          <w:i w:val="0"/>
           <w:sz w:val="28"/>
         </w:rPr>
-        <w:t>CA = 30 · (1 − 0,2308) = 30 · 0,7692 = 23,08 моль/л</w:t>
+        <w:t>CA = 30 · (1 − 0,2308) = 23,08 моль/л;</w:t>
       </w:r>
     </w:p>
     <w:p>
       <w:pPr>
-        <w:spacing w:after="80" w:before="0" w:line="276" w:lineRule="auto"/>
+        <w:spacing w:after="20" w:before="0" w:line="276" w:lineRule="auto"/>
+        <w:ind w:firstLine="709"/>
         <w:jc w:val="both"/>
       </w:pPr>
       <w:r>
         <w:rPr>
           <w:rFonts w:ascii="Times New Roman" w:hAnsi="Times New Roman" w:eastAsia="Times New Roman"/>
           <w:b w:val="0"/>
+          <w:i w:val="0"/>
           <w:sz w:val="28"/>
         </w:rPr>
-        <w:t>CR = 30 · 0,1923 = 5,77 моль/л</w:t>
+        <w:t>CR = 30 · 0,1923 = 5,77 моль/л;</w:t>
       </w:r>
     </w:p>
     <w:p>
       <w:pPr>
-        <w:spacing w:after="80" w:before="0" w:line="276" w:lineRule="auto"/>
+        <w:spacing w:after="40" w:before="0" w:line="276" w:lineRule="auto"/>
+        <w:ind w:firstLine="709"/>
         <w:jc w:val="both"/>
       </w:pPr>
       <w:r>
         <w:rPr>
           <w:rFonts w:ascii="Times New Roman" w:hAnsi="Times New Roman" w:eastAsia="Times New Roman"/>
           <w:b w:val="0"/>
+          <w:i w:val="0"/>
           <w:sz w:val="28"/>
         </w:rPr>
-        <w:t>CS = 30 · 0,0385 = 1,16 моль/л</w:t>
+        <w:t>CS = 30 · 0,0385 = 1,16 моль/л.</w:t>
       </w:r>
     </w:p>
     <w:p>
       <w:pPr>
         <w:spacing w:after="80" w:before="0" w:line="276" w:lineRule="auto"/>
+        <w:ind w:firstLine="709"/>
         <w:jc w:val="both"/>
       </w:pPr>
       <w:r>
         <w:rPr>
           <w:rFonts w:ascii="Times New Roman" w:hAnsi="Times New Roman" w:eastAsia="Times New Roman"/>
           <w:b w:val="0"/>
+          <w:i/>
           <w:sz w:val="28"/>
         </w:rPr>
-        <w:t>Проверка: 23,08 + 5,77 + 1,16 = 30,00 ≈ 30 моль/л.</w:t>
+        <w:t>CA + CR + CS = 30,00 моль/л ≈ CA0.</w:t>
       </w:r>
     </w:p>
     <w:p>
       <w:pPr>
-        <w:spacing w:after="80" w:before="160" w:line="276" w:lineRule="auto"/>
+        <w:spacing w:after="40" w:before="200" w:line="276" w:lineRule="auto"/>
+        <w:ind w:firstLine="0"/>
       </w:pPr>
       <w:r>
         <w:rPr>
           <w:rFonts w:ascii="Times New Roman" w:hAnsi="Times New Roman" w:eastAsia="Times New Roman"/>
           <w:b/>
+          <w:i w:val="0"/>
           <w:sz w:val="28"/>
         </w:rPr>
-        <w:t>Реактор 2, вход, τ = 0</w:t>
+        <w:t>Выход реактора 2 (он же вход реактора 3)</w:t>
       </w:r>
     </w:p>
     <w:p>
       <w:pPr>
-        <w:spacing w:after="80" w:before="0" w:line="276" w:lineRule="auto"/>
+        <w:spacing w:after="40" w:before="0" w:line="276" w:lineRule="auto"/>
+        <w:ind w:firstLine="709"/>
         <w:jc w:val="both"/>
       </w:pPr>
       <w:r>
         <w:rPr>
           <w:rFonts w:ascii="Times New Roman" w:hAnsi="Times New Roman" w:eastAsia="Times New Roman"/>
           <w:b w:val="0"/>
+          <w:i w:val="0"/>
           <w:sz w:val="28"/>
         </w:rPr>
-        <w:t>С экрана: X = 0,2308;  Y = 0,1923;  Z = 0,0385.</w:t>
+        <w:t>τ = 0,5 мин.  X = 0,4083;  Y = 0,3082;  Z = 0,1001.</w:t>
       </w:r>
     </w:p>
     <w:p>
       <w:pPr>
-        <w:spacing w:after="80" w:before="0" w:line="276" w:lineRule="auto"/>
+        <w:spacing w:after="20" w:before="0" w:line="276" w:lineRule="auto"/>
+        <w:ind w:firstLine="709"/>
         <w:jc w:val="both"/>
       </w:pPr>
       <w:r>
         <w:rPr>
           <w:rFonts w:ascii="Times New Roman" w:hAnsi="Times New Roman" w:eastAsia="Times New Roman"/>
           <w:b w:val="0"/>
+          <w:i w:val="0"/>
           <w:sz w:val="28"/>
         </w:rPr>
-        <w:t>CA = 30 · (1 − 0,2308) = 30 · 0,7692 = 23,08 моль/л</w:t>
+        <w:t>CA = 30 · (1 − 0,4083) = 17,75 моль/л;</w:t>
       </w:r>
     </w:p>
     <w:p>
       <w:pPr>
-        <w:spacing w:after="80" w:before="0" w:line="276" w:lineRule="auto"/>
+        <w:spacing w:after="20" w:before="0" w:line="276" w:lineRule="auto"/>
+        <w:ind w:firstLine="709"/>
         <w:jc w:val="both"/>
       </w:pPr>
       <w:r>
         <w:rPr>
           <w:rFonts w:ascii="Times New Roman" w:hAnsi="Times New Roman" w:eastAsia="Times New Roman"/>
           <w:b w:val="0"/>
+          <w:i w:val="0"/>
           <w:sz w:val="28"/>
         </w:rPr>
-        <w:t>CR = 30 · 0,1923 = 5,77 моль/л</w:t>
+        <w:t>CR = 30 · 0,3082 = 9,25 моль/л;</w:t>
       </w:r>
     </w:p>
     <w:p>
       <w:pPr>
-        <w:spacing w:after="80" w:before="0" w:line="276" w:lineRule="auto"/>
+        <w:spacing w:after="40" w:before="0" w:line="276" w:lineRule="auto"/>
+        <w:ind w:firstLine="709"/>
         <w:jc w:val="both"/>
       </w:pPr>
       <w:r>
         <w:rPr>
           <w:rFonts w:ascii="Times New Roman" w:hAnsi="Times New Roman" w:eastAsia="Times New Roman"/>
           <w:b w:val="0"/>
+          <w:i w:val="0"/>
           <w:sz w:val="28"/>
         </w:rPr>
-        <w:t>CS = 30 · 0,0385 = 1,16 моль/л</w:t>
+        <w:t>CS = 30 · 0,1001 = 3,00 моль/л.</w:t>
       </w:r>
     </w:p>
     <w:p>
       <w:pPr>
         <w:spacing w:after="80" w:before="0" w:line="276" w:lineRule="auto"/>
+        <w:ind w:firstLine="709"/>
         <w:jc w:val="both"/>
       </w:pPr>
       <w:r>
         <w:rPr>
           <w:rFonts w:ascii="Times New Roman" w:hAnsi="Times New Roman" w:eastAsia="Times New Roman"/>
           <w:b w:val="0"/>
+          <w:i/>
           <w:sz w:val="28"/>
         </w:rPr>
-        <w:t>Проверка: 23,08 + 5,77 + 1,16 = 30,00 ≈ 30 моль/л.</w:t>
+        <w:t>CA + CR + CS = 30,00 моль/л ≈ CA0.</w:t>
       </w:r>
     </w:p>
     <w:p>
       <w:pPr>
-        <w:spacing w:after="80" w:before="160" w:line="276" w:lineRule="auto"/>
+        <w:spacing w:after="40" w:before="200" w:line="276" w:lineRule="auto"/>
+        <w:ind w:firstLine="0"/>
       </w:pPr>
       <w:r>
         <w:rPr>
           <w:rFonts w:ascii="Times New Roman" w:hAnsi="Times New Roman" w:eastAsia="Times New Roman"/>
           <w:b/>
+          <w:i w:val="0"/>
           <w:sz w:val="28"/>
         </w:rPr>
-        <w:t>Реактор 2, выход, τ = 0,5</w:t>
+        <w:t>Выход реактора 3 (он же вход реактора 4)</w:t>
       </w:r>
     </w:p>
     <w:p>
       <w:pPr>
-        <w:spacing w:after="80" w:before="0" w:line="276" w:lineRule="auto"/>
+        <w:spacing w:after="40" w:before="0" w:line="276" w:lineRule="auto"/>
+        <w:ind w:firstLine="709"/>
         <w:jc w:val="both"/>
       </w:pPr>
       <w:r>
         <w:rPr>
           <w:rFonts w:ascii="Times New Roman" w:hAnsi="Times New Roman" w:eastAsia="Times New Roman"/>
           <w:b w:val="0"/>
+          <w:i w:val="0"/>
           <w:sz w:val="28"/>
         </w:rPr>
-        <w:t>С экрана: X = 0,4083;  Y = 0,3082;  Z = 0,1001.</w:t>
+        <w:t>τ = 0,5 мин.  X = 0,5448;  Y = 0,3706;  Z = 0,1742.</w:t>
       </w:r>
     </w:p>
     <w:p>
       <w:pPr>
-        <w:spacing w:after="80" w:before="0" w:line="276" w:lineRule="auto"/>
+        <w:spacing w:after="20" w:before="0" w:line="276" w:lineRule="auto"/>
+        <w:ind w:firstLine="709"/>
         <w:jc w:val="both"/>
       </w:pPr>
       <w:r>
         <w:rPr>
           <w:rFonts w:ascii="Times New Roman" w:hAnsi="Times New Roman" w:eastAsia="Times New Roman"/>
           <w:b w:val="0"/>
+          <w:i w:val="0"/>
           <w:sz w:val="28"/>
         </w:rPr>
-        <w:t>CA = 30 · (1 − 0,4083) = 30 · 0,5917 = 17,75 моль/л</w:t>
+        <w:t>CA = 30 · (1 − 0,5448) = 13,66 моль/л;</w:t>
       </w:r>
     </w:p>
     <w:p>
       <w:pPr>
-        <w:spacing w:after="80" w:before="0" w:line="276" w:lineRule="auto"/>
+        <w:spacing w:after="20" w:before="0" w:line="276" w:lineRule="auto"/>
+        <w:ind w:firstLine="709"/>
         <w:jc w:val="both"/>
       </w:pPr>
       <w:r>
         <w:rPr>
           <w:rFonts w:ascii="Times New Roman" w:hAnsi="Times New Roman" w:eastAsia="Times New Roman"/>
           <w:b w:val="0"/>
+          <w:i w:val="0"/>
           <w:sz w:val="28"/>
         </w:rPr>
-        <w:t>CR = 30 · 0,3082 = 9,25 моль/л</w:t>
+        <w:t>CR = 30 · 0,3706 = 11,12 моль/л;</w:t>
       </w:r>
     </w:p>
     <w:p>
       <w:pPr>
-        <w:spacing w:after="80" w:before="0" w:line="276" w:lineRule="auto"/>
+        <w:spacing w:after="40" w:before="0" w:line="276" w:lineRule="auto"/>
+        <w:ind w:firstLine="709"/>
         <w:jc w:val="both"/>
       </w:pPr>
       <w:r>
         <w:rPr>
           <w:rFonts w:ascii="Times New Roman" w:hAnsi="Times New Roman" w:eastAsia="Times New Roman"/>
           <w:b w:val="0"/>
+          <w:i w:val="0"/>
           <w:sz w:val="28"/>
         </w:rPr>
-        <w:t>CS = 30 · 0,1001 = 3,00 моль/л</w:t>
+        <w:t>CS = 30 · 0,1742 = 5,23 моль/л.</w:t>
       </w:r>
     </w:p>
     <w:p>
       <w:pPr>
         <w:spacing w:after="80" w:before="0" w:line="276" w:lineRule="auto"/>
+        <w:ind w:firstLine="709"/>
         <w:jc w:val="both"/>
       </w:pPr>
       <w:r>
         <w:rPr>
           <w:rFonts w:ascii="Times New Roman" w:hAnsi="Times New Roman" w:eastAsia="Times New Roman"/>
           <w:b w:val="0"/>
+          <w:i/>
           <w:sz w:val="28"/>
         </w:rPr>
-        <w:t>Проверка: 17,75 + 9,25 + 3,00 = 30,00 ≈ 30 моль/л.</w:t>
+        <w:t>CA + CR + CS = 30,00 моль/л ≈ CA0.</w:t>
       </w:r>
     </w:p>
     <w:p>
       <w:pPr>
-        <w:spacing w:after="80" w:before="160" w:line="276" w:lineRule="auto"/>
+        <w:spacing w:after="40" w:before="200" w:line="276" w:lineRule="auto"/>
+        <w:ind w:firstLine="0"/>
       </w:pPr>
       <w:r>
         <w:rPr>
           <w:rFonts w:ascii="Times New Roman" w:hAnsi="Times New Roman" w:eastAsia="Times New Roman"/>
           <w:b/>
+          <w:i w:val="0"/>
           <w:sz w:val="28"/>
         </w:rPr>
-        <w:t>Реактор 3, вход, τ = 0</w:t>
+        <w:t>Выход реактора 4 — выход системы 1</w:t>
       </w:r>
     </w:p>
     <w:p>
       <w:pPr>
-        <w:spacing w:after="80" w:before="0" w:line="276" w:lineRule="auto"/>
+        <w:spacing w:after="40" w:before="0" w:line="276" w:lineRule="auto"/>
+        <w:ind w:firstLine="709"/>
         <w:jc w:val="both"/>
       </w:pPr>
       <w:r>
         <w:rPr>
           <w:rFonts w:ascii="Times New Roman" w:hAnsi="Times New Roman" w:eastAsia="Times New Roman"/>
           <w:b w:val="0"/>
+          <w:i w:val="0"/>
           <w:sz w:val="28"/>
         </w:rPr>
-        <w:t>С экрана: X = 0,4083;  Y = 0,3082;  Z = 0,1001.</w:t>
+        <w:t>τ = 0,5 мин.  X = 0,6498;  Y = 0,3964;  Z = 0,2535.</w:t>
       </w:r>
     </w:p>
     <w:p>
       <w:pPr>
-        <w:spacing w:after="80" w:before="0" w:line="276" w:lineRule="auto"/>
+        <w:spacing w:after="20" w:before="0" w:line="276" w:lineRule="auto"/>
+        <w:ind w:firstLine="709"/>
         <w:jc w:val="both"/>
       </w:pPr>
       <w:r>
         <w:rPr>
           <w:rFonts w:ascii="Times New Roman" w:hAnsi="Times New Roman" w:eastAsia="Times New Roman"/>
           <w:b w:val="0"/>
+          <w:i w:val="0"/>
           <w:sz w:val="28"/>
         </w:rPr>
-        <w:t>CA = 30 · (1 − 0,4083) = 30 · 0,5917 = 17,75 моль/л</w:t>
+        <w:t>CA = 30 · (1 − 0,6498) = 10,51 моль/л;</w:t>
       </w:r>
     </w:p>
     <w:p>
       <w:pPr>
-        <w:spacing w:after="80" w:before="0" w:line="276" w:lineRule="auto"/>
+        <w:spacing w:after="20" w:before="0" w:line="276" w:lineRule="auto"/>
+        <w:ind w:firstLine="709"/>
         <w:jc w:val="both"/>
       </w:pPr>
       <w:r>
         <w:rPr>
           <w:rFonts w:ascii="Times New Roman" w:hAnsi="Times New Roman" w:eastAsia="Times New Roman"/>
           <w:b w:val="0"/>
+          <w:i w:val="0"/>
           <w:sz w:val="28"/>
         </w:rPr>
-        <w:t>CR = 30 · 0,3082 = 9,25 моль/л</w:t>
+        <w:t>CR = 30 · 0,3964 = 11,89 моль/л;</w:t>
       </w:r>
     </w:p>
     <w:p>
       <w:pPr>
-        <w:spacing w:after="80" w:before="0" w:line="276" w:lineRule="auto"/>
+        <w:spacing w:after="40" w:before="0" w:line="276" w:lineRule="auto"/>
+        <w:ind w:firstLine="709"/>
         <w:jc w:val="both"/>
       </w:pPr>
       <w:r>
         <w:rPr>
           <w:rFonts w:ascii="Times New Roman" w:hAnsi="Times New Roman" w:eastAsia="Times New Roman"/>
           <w:b w:val="0"/>
+          <w:i w:val="0"/>
           <w:sz w:val="28"/>
         </w:rPr>
-        <w:t>CS = 30 · 0,1001 = 3,00 моль/л</w:t>
+        <w:t>CS = 30 · 0,2535 = 7,61 моль/л.</w:t>
       </w:r>
     </w:p>
     <w:p>
       <w:pPr>
         <w:spacing w:after="80" w:before="0" w:line="276" w:lineRule="auto"/>
+        <w:ind w:firstLine="709"/>
         <w:jc w:val="both"/>
       </w:pPr>
       <w:r>
         <w:rPr>
           <w:rFonts w:ascii="Times New Roman" w:hAnsi="Times New Roman" w:eastAsia="Times New Roman"/>
           <w:b w:val="0"/>
+          <w:i/>
           <w:sz w:val="28"/>
         </w:rPr>
-        <w:t>Проверка: 17,75 + 9,25 + 3,00 = 30,00 ≈ 30 моль/л.</w:t>
+        <w:t>CA + CR + CS = 30,00 моль/л ≈ CA0.</w:t>
       </w:r>
     </w:p>
     <w:p>
       <w:pPr>
-        <w:spacing w:after="80" w:before="160" w:line="276" w:lineRule="auto"/>
+        <w:spacing w:after="120" w:before="240" w:line="276" w:lineRule="auto"/>
+        <w:ind w:firstLine="0"/>
       </w:pPr>
       <w:r>
         <w:rPr>
           <w:rFonts w:ascii="Times New Roman" w:hAnsi="Times New Roman" w:eastAsia="Times New Roman"/>
           <w:b/>
+          <w:i w:val="0"/>
           <w:sz w:val="28"/>
         </w:rPr>
-        <w:t>Реактор 3, выход, τ = 0,5</w:t>
+        <w:t>Сводка</w:t>
       </w:r>
     </w:p>
+    <w:tbl>
+      <w:tblPr>
+        <w:tblStyle w:val="TableGrid"/>
+        <w:tblW w:type="auto" w:w="0"/>
+        <w:jc w:val="center"/>
+        <w:tblLook w:firstColumn="1" w:firstRow="1" w:lastColumn="0" w:lastRow="0" w:noHBand="0" w:noVBand="1" w:val="04A0"/>
+      </w:tblPr>
+      <w:tblGrid>
+        <w:gridCol w:w="1425"/>
+        <w:gridCol w:w="1425"/>
+        <w:gridCol w:w="1425"/>
+        <w:gridCol w:w="1425"/>
+        <w:gridCol w:w="1425"/>
+        <w:gridCol w:w="1425"/>
+        <w:gridCol w:w="1425"/>
+      </w:tblGrid>
+      <w:tr>
+        <w:tc>
+          <w:tcPr>
+            <w:tcW w:type="dxa" w:w="1425"/>
+            <w:shd w:fill="1F4E79" w:val="clear"/>
+          </w:tcPr>
+          <w:p>
+            <w:pPr>
+              <w:jc w:val="left"/>
+            </w:pPr>
+            <w:r/>
+            <w:r>
+              <w:rPr>
+                <w:rFonts w:ascii="Times New Roman" w:hAnsi="Times New Roman" w:eastAsia="Times New Roman"/>
+                <w:b/>
+                <w:i w:val="0"/>
+                <w:color w:val="FFFFFF"/>
+                <w:sz w:val="22"/>
+              </w:rPr>
+              <w:t>Точка</w:t>
+            </w:r>
+          </w:p>
+        </w:tc>
+        <w:tc>
+          <w:tcPr>
+            <w:tcW w:type="dxa" w:w="1425"/>
+            <w:shd w:fill="1F4E79" w:val="clear"/>
+          </w:tcPr>
+          <w:p>
+            <w:pPr>
+              <w:jc w:val="center"/>
+            </w:pPr>
+            <w:r/>
+            <w:r>
+              <w:rPr>
+                <w:rFonts w:ascii="Times New Roman" w:hAnsi="Times New Roman" w:eastAsia="Times New Roman"/>
+                <w:b/>
+                <w:i w:val="0"/>
+                <w:color w:val="FFFFFF"/>
+                <w:sz w:val="22"/>
+              </w:rPr>
+              <w:t>X</w:t>
+            </w:r>
+          </w:p>
+        </w:tc>
+        <w:tc>
+          <w:tcPr>
+            <w:tcW w:type="dxa" w:w="1425"/>
+            <w:shd w:fill="1F4E79" w:val="clear"/>
+          </w:tcPr>
+          <w:p>
+            <w:pPr>
+              <w:jc w:val="center"/>
+            </w:pPr>
+            <w:r/>
+            <w:r>
+              <w:rPr>
+                <w:rFonts w:ascii="Times New Roman" w:hAnsi="Times New Roman" w:eastAsia="Times New Roman"/>
+                <w:b/>
+                <w:i w:val="0"/>
+                <w:color w:val="FFFFFF"/>
+                <w:sz w:val="22"/>
+              </w:rPr>
+              <w:t>Y</w:t>
+            </w:r>
+          </w:p>
+        </w:tc>
+        <w:tc>
+          <w:tcPr>
+            <w:tcW w:type="dxa" w:w="1425"/>
+            <w:shd w:fill="1F4E79" w:val="clear"/>
+          </w:tcPr>
+          <w:p>
+            <w:pPr>
+              <w:jc w:val="center"/>
+            </w:pPr>
+            <w:r/>
+            <w:r>
+              <w:rPr>
+                <w:rFonts w:ascii="Times New Roman" w:hAnsi="Times New Roman" w:eastAsia="Times New Roman"/>
+                <w:b/>
+                <w:i w:val="0"/>
+                <w:color w:val="FFFFFF"/>
+                <w:sz w:val="22"/>
+              </w:rPr>
+              <w:t>Z</w:t>
+            </w:r>
+          </w:p>
+        </w:tc>
+        <w:tc>
+          <w:tcPr>
+            <w:tcW w:type="dxa" w:w="1425"/>
+            <w:shd w:fill="1F4E79" w:val="clear"/>
+          </w:tcPr>
+          <w:p>
+            <w:pPr>
+              <w:jc w:val="center"/>
+            </w:pPr>
+            <w:r/>
+            <w:r>
+              <w:rPr>
+                <w:rFonts w:ascii="Times New Roman" w:hAnsi="Times New Roman" w:eastAsia="Times New Roman"/>
+                <w:b/>
+                <w:i w:val="0"/>
+                <w:color w:val="FFFFFF"/>
+                <w:sz w:val="22"/>
+              </w:rPr>
+              <w:t>CA, моль/л</w:t>
+            </w:r>
+          </w:p>
+        </w:tc>
+        <w:tc>
+          <w:tcPr>
+            <w:tcW w:type="dxa" w:w="1425"/>
+            <w:shd w:fill="1F4E79" w:val="clear"/>
+          </w:tcPr>
+          <w:p>
+            <w:pPr>
+              <w:jc w:val="center"/>
+            </w:pPr>
+            <w:r/>
+            <w:r>
+              <w:rPr>
+                <w:rFonts w:ascii="Times New Roman" w:hAnsi="Times New Roman" w:eastAsia="Times New Roman"/>
+                <w:b/>
+                <w:i w:val="0"/>
+                <w:color w:val="FFFFFF"/>
+                <w:sz w:val="22"/>
+              </w:rPr>
+              <w:t>CR, моль/л</w:t>
+            </w:r>
+          </w:p>
+        </w:tc>
+        <w:tc>
+          <w:tcPr>
+            <w:tcW w:type="dxa" w:w="1425"/>
+            <w:shd w:fill="1F4E79" w:val="clear"/>
+          </w:tcPr>
+          <w:p>
+            <w:pPr>
+              <w:jc w:val="center"/>
+            </w:pPr>
+            <w:r/>
+            <w:r>
+              <w:rPr>
+                <w:rFonts w:ascii="Times New Roman" w:hAnsi="Times New Roman" w:eastAsia="Times New Roman"/>
+                <w:b/>
+                <w:i w:val="0"/>
+                <w:color w:val="FFFFFF"/>
+                <w:sz w:val="22"/>
+              </w:rPr>
+              <w:t>CS, моль/л</w:t>
+            </w:r>
+          </w:p>
+        </w:tc>
+      </w:tr>
+      <w:tr>
+        <w:tc>
+          <w:tcPr>
+            <w:tcW w:type="dxa" w:w="1425"/>
+          </w:tcPr>
+          <w:p>
+            <w:pPr>
+              <w:jc w:val="left"/>
+            </w:pPr>
+            <w:r/>
+            <w:r>
+              <w:rPr>
+                <w:rFonts w:ascii="Times New Roman" w:hAnsi="Times New Roman" w:eastAsia="Times New Roman"/>
+                <w:b w:val="0"/>
+                <w:i w:val="0"/>
+                <w:sz w:val="22"/>
+              </w:rPr>
+              <w:t>Вход в систему</w:t>
+            </w:r>
+          </w:p>
+        </w:tc>
+        <w:tc>
+          <w:tcPr>
+            <w:tcW w:type="dxa" w:w="1425"/>
+          </w:tcPr>
+          <w:p>
+            <w:pPr>
+              <w:jc w:val="center"/>
+            </w:pPr>
+            <w:r/>
+            <w:r>
+              <w:rPr>
+                <w:rFonts w:ascii="Times New Roman" w:hAnsi="Times New Roman" w:eastAsia="Times New Roman"/>
+                <w:b w:val="0"/>
+                <w:i w:val="0"/>
+                <w:sz w:val="22"/>
+              </w:rPr>
+              <w:t>0,0000</w:t>
+            </w:r>
+          </w:p>
+        </w:tc>
+        <w:tc>
+          <w:tcPr>
+            <w:tcW w:type="dxa" w:w="1425"/>
+          </w:tcPr>
+          <w:p>
+            <w:pPr>
+              <w:jc w:val="center"/>
+            </w:pPr>
+            <w:r/>
+            <w:r>
+              <w:rPr>
+                <w:rFonts w:ascii="Times New Roman" w:hAnsi="Times New Roman" w:eastAsia="Times New Roman"/>
+                <w:b w:val="0"/>
+                <w:i w:val="0"/>
+                <w:sz w:val="22"/>
+              </w:rPr>
+              <w:t>0,0000</w:t>
+            </w:r>
+          </w:p>
+        </w:tc>
+        <w:tc>
+          <w:tcPr>
+            <w:tcW w:type="dxa" w:w="1425"/>
+          </w:tcPr>
+          <w:p>
+            <w:pPr>
+              <w:jc w:val="center"/>
+            </w:pPr>
+            <w:r/>
+            <w:r>
+              <w:rPr>
+                <w:rFonts w:ascii="Times New Roman" w:hAnsi="Times New Roman" w:eastAsia="Times New Roman"/>
+                <w:b w:val="0"/>
+                <w:i w:val="0"/>
+                <w:sz w:val="22"/>
+              </w:rPr>
+              <w:t>0,0000</w:t>
+            </w:r>
+          </w:p>
+        </w:tc>
+        <w:tc>
+          <w:tcPr>
+            <w:tcW w:type="dxa" w:w="1425"/>
+          </w:tcPr>
+          <w:p>
+            <w:pPr>
+              <w:jc w:val="center"/>
+            </w:pPr>
+            <w:r/>
+            <w:r>
+              <w:rPr>
+                <w:rFonts w:ascii="Times New Roman" w:hAnsi="Times New Roman" w:eastAsia="Times New Roman"/>
+                <w:b w:val="0"/>
+                <w:i w:val="0"/>
+                <w:sz w:val="22"/>
+              </w:rPr>
+              <w:t>30,00</w:t>
+            </w:r>
+          </w:p>
+        </w:tc>
+        <w:tc>
+          <w:tcPr>
+            <w:tcW w:type="dxa" w:w="1425"/>
+          </w:tcPr>
+          <w:p>
+            <w:pPr>
+              <w:jc w:val="center"/>
+            </w:pPr>
+            <w:r/>
+            <w:r>
+              <w:rPr>
+                <w:rFonts w:ascii="Times New Roman" w:hAnsi="Times New Roman" w:eastAsia="Times New Roman"/>
+                <w:b w:val="0"/>
+                <w:i w:val="0"/>
+                <w:sz w:val="22"/>
+              </w:rPr>
+              <w:t>0,00</w:t>
+            </w:r>
+          </w:p>
+        </w:tc>
+        <w:tc>
+          <w:tcPr>
+            <w:tcW w:type="dxa" w:w="1425"/>
+          </w:tcPr>
+          <w:p>
+            <w:pPr>
+              <w:jc w:val="center"/>
+            </w:pPr>
+            <w:r/>
+            <w:r>
+              <w:rPr>
+                <w:rFonts w:ascii="Times New Roman" w:hAnsi="Times New Roman" w:eastAsia="Times New Roman"/>
+                <w:b w:val="0"/>
+                <w:i w:val="0"/>
+                <w:sz w:val="22"/>
+              </w:rPr>
+              <w:t>0,00</w:t>
+            </w:r>
+          </w:p>
+        </w:tc>
+      </w:tr>
+      <w:tr>
+        <w:tc>
+          <w:tcPr>
+            <w:tcW w:type="dxa" w:w="1425"/>
+            <w:shd w:fill="F2F2F2" w:val="clear"/>
+          </w:tcPr>
+          <w:p>
+            <w:pPr>
+              <w:jc w:val="left"/>
+            </w:pPr>
+            <w:r/>
+            <w:r>
+              <w:rPr>
+                <w:rFonts w:ascii="Times New Roman" w:hAnsi="Times New Roman" w:eastAsia="Times New Roman"/>
+                <w:b w:val="0"/>
+                <w:i w:val="0"/>
+                <w:sz w:val="22"/>
+              </w:rPr>
+              <w:t>Выход реактора 1</w:t>
+            </w:r>
+          </w:p>
+        </w:tc>
+        <w:tc>
+          <w:tcPr>
+            <w:tcW w:type="dxa" w:w="1425"/>
+            <w:shd w:fill="F2F2F2" w:val="clear"/>
+          </w:tcPr>
+          <w:p>
+            <w:pPr>
+              <w:jc w:val="center"/>
+            </w:pPr>
+            <w:r/>
+            <w:r>
+              <w:rPr>
+                <w:rFonts w:ascii="Times New Roman" w:hAnsi="Times New Roman" w:eastAsia="Times New Roman"/>
+                <w:b w:val="0"/>
+                <w:i w:val="0"/>
+                <w:sz w:val="22"/>
+              </w:rPr>
+              <w:t>0,2308</w:t>
+            </w:r>
+          </w:p>
+        </w:tc>
+        <w:tc>
+          <w:tcPr>
+            <w:tcW w:type="dxa" w:w="1425"/>
+            <w:shd w:fill="F2F2F2" w:val="clear"/>
+          </w:tcPr>
+          <w:p>
+            <w:pPr>
+              <w:jc w:val="center"/>
+            </w:pPr>
+            <w:r/>
+            <w:r>
+              <w:rPr>
+                <w:rFonts w:ascii="Times New Roman" w:hAnsi="Times New Roman" w:eastAsia="Times New Roman"/>
+                <w:b w:val="0"/>
+                <w:i w:val="0"/>
+                <w:sz w:val="22"/>
+              </w:rPr>
+              <w:t>0,1923</w:t>
+            </w:r>
+          </w:p>
+        </w:tc>
+        <w:tc>
+          <w:tcPr>
+            <w:tcW w:type="dxa" w:w="1425"/>
+            <w:shd w:fill="F2F2F2" w:val="clear"/>
+          </w:tcPr>
+          <w:p>
+            <w:pPr>
+              <w:jc w:val="center"/>
+            </w:pPr>
+            <w:r/>
+            <w:r>
+              <w:rPr>
+                <w:rFonts w:ascii="Times New Roman" w:hAnsi="Times New Roman" w:eastAsia="Times New Roman"/>
+                <w:b w:val="0"/>
+                <w:i w:val="0"/>
+                <w:sz w:val="22"/>
+              </w:rPr>
+              <w:t>0,0385</w:t>
+            </w:r>
+          </w:p>
+        </w:tc>
+        <w:tc>
+          <w:tcPr>
+            <w:tcW w:type="dxa" w:w="1425"/>
+            <w:shd w:fill="F2F2F2" w:val="clear"/>
+          </w:tcPr>
+          <w:p>
+            <w:pPr>
+              <w:jc w:val="center"/>
+            </w:pPr>
+            <w:r/>
+            <w:r>
+              <w:rPr>
+                <w:rFonts w:ascii="Times New Roman" w:hAnsi="Times New Roman" w:eastAsia="Times New Roman"/>
+                <w:b w:val="0"/>
+                <w:i w:val="0"/>
+                <w:sz w:val="22"/>
+              </w:rPr>
+              <w:t>23,08</w:t>
+            </w:r>
+          </w:p>
+        </w:tc>
+        <w:tc>
+          <w:tcPr>
+            <w:tcW w:type="dxa" w:w="1425"/>
+            <w:shd w:fill="F2F2F2" w:val="clear"/>
+          </w:tcPr>
+          <w:p>
+            <w:pPr>
+              <w:jc w:val="center"/>
+            </w:pPr>
+            <w:r/>
+            <w:r>
+              <w:rPr>
+                <w:rFonts w:ascii="Times New Roman" w:hAnsi="Times New Roman" w:eastAsia="Times New Roman"/>
+                <w:b w:val="0"/>
+                <w:i w:val="0"/>
+                <w:sz w:val="22"/>
+              </w:rPr>
+              <w:t>5,77</w:t>
+            </w:r>
+          </w:p>
+        </w:tc>
+        <w:tc>
+          <w:tcPr>
+            <w:tcW w:type="dxa" w:w="1425"/>
+            <w:shd w:fill="F2F2F2" w:val="clear"/>
+          </w:tcPr>
+          <w:p>
+            <w:pPr>
+              <w:jc w:val="center"/>
+            </w:pPr>
+            <w:r/>
+            <w:r>
+              <w:rPr>
+                <w:rFonts w:ascii="Times New Roman" w:hAnsi="Times New Roman" w:eastAsia="Times New Roman"/>
+                <w:b w:val="0"/>
+                <w:i w:val="0"/>
+                <w:sz w:val="22"/>
+              </w:rPr>
+              <w:t>1,16</w:t>
+            </w:r>
+          </w:p>
+        </w:tc>
+      </w:tr>
+      <w:tr>
+        <w:tc>
+          <w:tcPr>
+            <w:tcW w:type="dxa" w:w="1425"/>
+          </w:tcPr>
+          <w:p>
+            <w:pPr>
+              <w:jc w:val="left"/>
+            </w:pPr>
+            <w:r/>
+            <w:r>
+              <w:rPr>
+                <w:rFonts w:ascii="Times New Roman" w:hAnsi="Times New Roman" w:eastAsia="Times New Roman"/>
+                <w:b w:val="0"/>
+                <w:i w:val="0"/>
+                <w:sz w:val="22"/>
+              </w:rPr>
+              <w:t>Выход реактора 2</w:t>
+            </w:r>
+          </w:p>
+        </w:tc>
+        <w:tc>
+          <w:tcPr>
+            <w:tcW w:type="dxa" w:w="1425"/>
+          </w:tcPr>
+          <w:p>
+            <w:pPr>
+              <w:jc w:val="center"/>
+            </w:pPr>
+            <w:r/>
+            <w:r>
+              <w:rPr>
+                <w:rFonts w:ascii="Times New Roman" w:hAnsi="Times New Roman" w:eastAsia="Times New Roman"/>
+                <w:b w:val="0"/>
+                <w:i w:val="0"/>
+                <w:sz w:val="22"/>
+              </w:rPr>
+              <w:t>0,4083</w:t>
+            </w:r>
+          </w:p>
+        </w:tc>
+        <w:tc>
+          <w:tcPr>
+            <w:tcW w:type="dxa" w:w="1425"/>
+          </w:tcPr>
+          <w:p>
+            <w:pPr>
+              <w:jc w:val="center"/>
+            </w:pPr>
+            <w:r/>
+            <w:r>
+              <w:rPr>
+                <w:rFonts w:ascii="Times New Roman" w:hAnsi="Times New Roman" w:eastAsia="Times New Roman"/>
+                <w:b w:val="0"/>
+                <w:i w:val="0"/>
+                <w:sz w:val="22"/>
+              </w:rPr>
+              <w:t>0,3082</w:t>
+            </w:r>
+          </w:p>
+        </w:tc>
+        <w:tc>
+          <w:tcPr>
+            <w:tcW w:type="dxa" w:w="1425"/>
+          </w:tcPr>
+          <w:p>
+            <w:pPr>
+              <w:jc w:val="center"/>
+            </w:pPr>
+            <w:r/>
+            <w:r>
+              <w:rPr>
+                <w:rFonts w:ascii="Times New Roman" w:hAnsi="Times New Roman" w:eastAsia="Times New Roman"/>
+                <w:b w:val="0"/>
+                <w:i w:val="0"/>
+                <w:sz w:val="22"/>
+              </w:rPr>
+              <w:t>0,1001</w:t>
+            </w:r>
+          </w:p>
+        </w:tc>
+        <w:tc>
+          <w:tcPr>
+            <w:tcW w:type="dxa" w:w="1425"/>
+          </w:tcPr>
+          <w:p>
+            <w:pPr>
+              <w:jc w:val="center"/>
+            </w:pPr>
+            <w:r/>
+            <w:r>
+              <w:rPr>
+                <w:rFonts w:ascii="Times New Roman" w:hAnsi="Times New Roman" w:eastAsia="Times New Roman"/>
+                <w:b w:val="0"/>
+                <w:i w:val="0"/>
+                <w:sz w:val="22"/>
+              </w:rPr>
+              <w:t>17,75</w:t>
+            </w:r>
+          </w:p>
+        </w:tc>
+        <w:tc>
+          <w:tcPr>
+            <w:tcW w:type="dxa" w:w="1425"/>
+          </w:tcPr>
+          <w:p>
+            <w:pPr>
+              <w:jc w:val="center"/>
+            </w:pPr>
+            <w:r/>
+            <w:r>
+              <w:rPr>
+                <w:rFonts w:ascii="Times New Roman" w:hAnsi="Times New Roman" w:eastAsia="Times New Roman"/>
+                <w:b w:val="0"/>
+                <w:i w:val="0"/>
+                <w:sz w:val="22"/>
+              </w:rPr>
+              <w:t>9,25</w:t>
+            </w:r>
+          </w:p>
+        </w:tc>
+        <w:tc>
+          <w:tcPr>
+            <w:tcW w:type="dxa" w:w="1425"/>
+          </w:tcPr>
+          <w:p>
+            <w:pPr>
+              <w:jc w:val="center"/>
+            </w:pPr>
+            <w:r/>
+            <w:r>
+              <w:rPr>
+                <w:rFonts w:ascii="Times New Roman" w:hAnsi="Times New Roman" w:eastAsia="Times New Roman"/>
+                <w:b w:val="0"/>
+                <w:i w:val="0"/>
+                <w:sz w:val="22"/>
+              </w:rPr>
+              <w:t>3,00</w:t>
+            </w:r>
+          </w:p>
+        </w:tc>
+      </w:tr>
+      <w:tr>
+        <w:tc>
+          <w:tcPr>
+            <w:tcW w:type="dxa" w:w="1425"/>
+            <w:shd w:fill="F2F2F2" w:val="clear"/>
+          </w:tcPr>
+          <w:p>
+            <w:pPr>
+              <w:jc w:val="left"/>
+            </w:pPr>
+            <w:r/>
+            <w:r>
+              <w:rPr>
+                <w:rFonts w:ascii="Times New Roman" w:hAnsi="Times New Roman" w:eastAsia="Times New Roman"/>
+                <w:b w:val="0"/>
+                <w:i w:val="0"/>
+                <w:sz w:val="22"/>
+              </w:rPr>
+              <w:t>Выход реактора 3</w:t>
+            </w:r>
+          </w:p>
+        </w:tc>
+        <w:tc>
+          <w:tcPr>
+            <w:tcW w:type="dxa" w:w="1425"/>
+            <w:shd w:fill="F2F2F2" w:val="clear"/>
+          </w:tcPr>
+          <w:p>
+            <w:pPr>
+              <w:jc w:val="center"/>
+            </w:pPr>
+            <w:r/>
+            <w:r>
+              <w:rPr>
+                <w:rFonts w:ascii="Times New Roman" w:hAnsi="Times New Roman" w:eastAsia="Times New Roman"/>
+                <w:b w:val="0"/>
+                <w:i w:val="0"/>
+                <w:sz w:val="22"/>
+              </w:rPr>
+              <w:t>0,5448</w:t>
+            </w:r>
+          </w:p>
+        </w:tc>
+        <w:tc>
+          <w:tcPr>
+            <w:tcW w:type="dxa" w:w="1425"/>
+            <w:shd w:fill="F2F2F2" w:val="clear"/>
+          </w:tcPr>
+          <w:p>
+            <w:pPr>
+              <w:jc w:val="center"/>
+            </w:pPr>
+            <w:r/>
+            <w:r>
+              <w:rPr>
+                <w:rFonts w:ascii="Times New Roman" w:hAnsi="Times New Roman" w:eastAsia="Times New Roman"/>
+                <w:b w:val="0"/>
+                <w:i w:val="0"/>
+                <w:sz w:val="22"/>
+              </w:rPr>
+              <w:t>0,3706</w:t>
+            </w:r>
+          </w:p>
+        </w:tc>
+        <w:tc>
+          <w:tcPr>
+            <w:tcW w:type="dxa" w:w="1425"/>
+            <w:shd w:fill="F2F2F2" w:val="clear"/>
+          </w:tcPr>
+          <w:p>
+            <w:pPr>
+              <w:jc w:val="center"/>
+            </w:pPr>
+            <w:r/>
+            <w:r>
+              <w:rPr>
+                <w:rFonts w:ascii="Times New Roman" w:hAnsi="Times New Roman" w:eastAsia="Times New Roman"/>
+                <w:b w:val="0"/>
+                <w:i w:val="0"/>
+                <w:sz w:val="22"/>
+              </w:rPr>
+              <w:t>0,1742</w:t>
+            </w:r>
+          </w:p>
+        </w:tc>
+        <w:tc>
+          <w:tcPr>
+            <w:tcW w:type="dxa" w:w="1425"/>
+            <w:shd w:fill="F2F2F2" w:val="clear"/>
+          </w:tcPr>
+          <w:p>
+            <w:pPr>
+              <w:jc w:val="center"/>
+            </w:pPr>
+            <w:r/>
+            <w:r>
+              <w:rPr>
+                <w:rFonts w:ascii="Times New Roman" w:hAnsi="Times New Roman" w:eastAsia="Times New Roman"/>
+                <w:b w:val="0"/>
+                <w:i w:val="0"/>
+                <w:sz w:val="22"/>
+              </w:rPr>
+              <w:t>13,66</w:t>
+            </w:r>
+          </w:p>
+        </w:tc>
+        <w:tc>
+          <w:tcPr>
+            <w:tcW w:type="dxa" w:w="1425"/>
+            <w:shd w:fill="F2F2F2" w:val="clear"/>
+          </w:tcPr>
+          <w:p>
+            <w:pPr>
+              <w:jc w:val="center"/>
+            </w:pPr>
+            <w:r/>
+            <w:r>
+              <w:rPr>
+                <w:rFonts w:ascii="Times New Roman" w:hAnsi="Times New Roman" w:eastAsia="Times New Roman"/>
+                <w:b w:val="0"/>
+                <w:i w:val="0"/>
+                <w:sz w:val="22"/>
+              </w:rPr>
+              <w:t>11,12</w:t>
+            </w:r>
+          </w:p>
+        </w:tc>
+        <w:tc>
+          <w:tcPr>
+            <w:tcW w:type="dxa" w:w="1425"/>
+            <w:shd w:fill="F2F2F2" w:val="clear"/>
+          </w:tcPr>
+          <w:p>
+            <w:pPr>
+              <w:jc w:val="center"/>
+            </w:pPr>
+            <w:r/>
+            <w:r>
+              <w:rPr>
+                <w:rFonts w:ascii="Times New Roman" w:hAnsi="Times New Roman" w:eastAsia="Times New Roman"/>
+                <w:b w:val="0"/>
+                <w:i w:val="0"/>
+                <w:sz w:val="22"/>
+              </w:rPr>
+              <w:t>5,23</w:t>
+            </w:r>
+          </w:p>
+        </w:tc>
+      </w:tr>
+      <w:tr>
+        <w:tc>
+          <w:tcPr>
+            <w:tcW w:type="dxa" w:w="1425"/>
+            <w:shd w:fill="FFF2CC" w:val="clear"/>
+          </w:tcPr>
+          <w:p>
+            <w:pPr>
+              <w:jc w:val="left"/>
+            </w:pPr>
+            <w:r/>
+            <w:r>
+              <w:rPr>
+                <w:rFonts w:ascii="Times New Roman" w:hAnsi="Times New Roman" w:eastAsia="Times New Roman"/>
+                <w:b w:val="0"/>
+                <w:i w:val="0"/>
+                <w:sz w:val="22"/>
+              </w:rPr>
+              <w:t>Выход реактора 4 — выход системы 1</w:t>
+            </w:r>
+          </w:p>
+        </w:tc>
+        <w:tc>
+          <w:tcPr>
+            <w:tcW w:type="dxa" w:w="1425"/>
+            <w:shd w:fill="FFF2CC" w:val="clear"/>
+          </w:tcPr>
+          <w:p>
+            <w:pPr>
+              <w:jc w:val="center"/>
+            </w:pPr>
+            <w:r/>
+            <w:r>
+              <w:rPr>
+                <w:rFonts w:ascii="Times New Roman" w:hAnsi="Times New Roman" w:eastAsia="Times New Roman"/>
+                <w:b w:val="0"/>
+                <w:i w:val="0"/>
+                <w:sz w:val="22"/>
+              </w:rPr>
+              <w:t>0,6498</w:t>
+            </w:r>
+          </w:p>
+        </w:tc>
+        <w:tc>
+          <w:tcPr>
+            <w:tcW w:type="dxa" w:w="1425"/>
+            <w:shd w:fill="FFF2CC" w:val="clear"/>
+          </w:tcPr>
+          <w:p>
+            <w:pPr>
+              <w:jc w:val="center"/>
+            </w:pPr>
+            <w:r/>
+            <w:r>
+              <w:rPr>
+                <w:rFonts w:ascii="Times New Roman" w:hAnsi="Times New Roman" w:eastAsia="Times New Roman"/>
+                <w:b w:val="0"/>
+                <w:i w:val="0"/>
+                <w:sz w:val="22"/>
+              </w:rPr>
+              <w:t>0,3964</w:t>
+            </w:r>
+          </w:p>
+        </w:tc>
+        <w:tc>
+          <w:tcPr>
+            <w:tcW w:type="dxa" w:w="1425"/>
+            <w:shd w:fill="FFF2CC" w:val="clear"/>
+          </w:tcPr>
+          <w:p>
+            <w:pPr>
+              <w:jc w:val="center"/>
+            </w:pPr>
+            <w:r/>
+            <w:r>
+              <w:rPr>
+                <w:rFonts w:ascii="Times New Roman" w:hAnsi="Times New Roman" w:eastAsia="Times New Roman"/>
+                <w:b w:val="0"/>
+                <w:i w:val="0"/>
+                <w:sz w:val="22"/>
+              </w:rPr>
+              <w:t>0,2535</w:t>
+            </w:r>
+          </w:p>
+        </w:tc>
+        <w:tc>
+          <w:tcPr>
+            <w:tcW w:type="dxa" w:w="1425"/>
+            <w:shd w:fill="FFF2CC" w:val="clear"/>
+          </w:tcPr>
+          <w:p>
+            <w:pPr>
+              <w:jc w:val="center"/>
+            </w:pPr>
+            <w:r/>
+            <w:r>
+              <w:rPr>
+                <w:rFonts w:ascii="Times New Roman" w:hAnsi="Times New Roman" w:eastAsia="Times New Roman"/>
+                <w:b w:val="0"/>
+                <w:i w:val="0"/>
+                <w:sz w:val="22"/>
+              </w:rPr>
+              <w:t>10,51</w:t>
+            </w:r>
+          </w:p>
+        </w:tc>
+        <w:tc>
+          <w:tcPr>
+            <w:tcW w:type="dxa" w:w="1425"/>
+            <w:shd w:fill="FFF2CC" w:val="clear"/>
+          </w:tcPr>
+          <w:p>
+            <w:pPr>
+              <w:jc w:val="center"/>
+            </w:pPr>
+            <w:r/>
+            <w:r>
+              <w:rPr>
+                <w:rFonts w:ascii="Times New Roman" w:hAnsi="Times New Roman" w:eastAsia="Times New Roman"/>
+                <w:b w:val="0"/>
+                <w:i w:val="0"/>
+                <w:sz w:val="22"/>
+              </w:rPr>
+              <w:t>11,89</w:t>
+            </w:r>
+          </w:p>
+        </w:tc>
+        <w:tc>
+          <w:tcPr>
+            <w:tcW w:type="dxa" w:w="1425"/>
+            <w:shd w:fill="FFF2CC" w:val="clear"/>
+          </w:tcPr>
+          <w:p>
+            <w:pPr>
+              <w:jc w:val="center"/>
+            </w:pPr>
+            <w:r/>
+            <w:r>
+              <w:rPr>
+                <w:rFonts w:ascii="Times New Roman" w:hAnsi="Times New Roman" w:eastAsia="Times New Roman"/>
+                <w:b w:val="0"/>
+                <w:i w:val="0"/>
+                <w:sz w:val="22"/>
+              </w:rPr>
+              <w:t>7,61</w:t>
+            </w:r>
+          </w:p>
+        </w:tc>
+      </w:tr>
+    </w:tbl>
     <w:p>
       <w:pPr>
-        <w:spacing w:after="80" w:before="0" w:line="276" w:lineRule="auto"/>
+        <w:spacing w:after="120" w:before="240" w:line="276" w:lineRule="auto"/>
+        <w:ind w:firstLine="709"/>
         <w:jc w:val="both"/>
       </w:pPr>
       <w:r>
         <w:rPr>
           <w:rFonts w:ascii="Times New Roman" w:hAnsi="Times New Roman" w:eastAsia="Times New Roman"/>
           <w:b w:val="0"/>
+          <w:i w:val="0"/>
           <w:sz w:val="28"/>
         </w:rPr>
-        <w:t>С экрана: X = 0,5448;  Y = 0,3706;  Z = 0,1742.</w:t>
-      </w:r>
-    </w:p>
-    <w:p>
-      <w:pPr>
-        <w:spacing w:after="80" w:before="0" w:line="276" w:lineRule="auto"/>
-        <w:jc w:val="both"/>
-      </w:pPr>
-      <w:r>
-        <w:rPr>
-          <w:rFonts w:ascii="Times New Roman" w:hAnsi="Times New Roman" w:eastAsia="Times New Roman"/>
-          <w:b w:val="0"/>
-          <w:sz w:val="28"/>
-        </w:rPr>
-        <w:t>CA = 30 · (1 − 0,5448) = 30 · 0,4552 = 13,66 моль/л</w:t>
-      </w:r>
-    </w:p>
-    <w:p>
-      <w:pPr>
-        <w:spacing w:after="80" w:before="0" w:line="276" w:lineRule="auto"/>
-        <w:jc w:val="both"/>
-      </w:pPr>
-      <w:r>
-        <w:rPr>
-          <w:rFonts w:ascii="Times New Roman" w:hAnsi="Times New Roman" w:eastAsia="Times New Roman"/>
-          <w:b w:val="0"/>
-          <w:sz w:val="28"/>
-        </w:rPr>
-        <w:t>CR = 30 · 0,3706 = 11,12 моль/л</w:t>
-      </w:r>
-    </w:p>
-    <w:p>
-      <w:pPr>
-        <w:spacing w:after="80" w:before="0" w:line="276" w:lineRule="auto"/>
-        <w:jc w:val="both"/>
-      </w:pPr>
-      <w:r>
-        <w:rPr>
-          <w:rFonts w:ascii="Times New Roman" w:hAnsi="Times New Roman" w:eastAsia="Times New Roman"/>
-          <w:b w:val="0"/>
-          <w:sz w:val="28"/>
-        </w:rPr>
-        <w:t>CS = 30 · 0,1742 = 5,23 моль/л</w:t>
-      </w:r>
-    </w:p>
-    <w:p>
-      <w:pPr>
-        <w:spacing w:after="80" w:before="0" w:line="276" w:lineRule="auto"/>
-        <w:jc w:val="both"/>
-      </w:pPr>
-      <w:r>
-        <w:rPr>
-          <w:rFonts w:ascii="Times New Roman" w:hAnsi="Times New Roman" w:eastAsia="Times New Roman"/>
-          <w:b w:val="0"/>
-          <w:sz w:val="28"/>
-        </w:rPr>
-        <w:t>Проверка: 13,66 + 11,12 + 5,23 = 30,00 ≈ 30 моль/л.</w:t>
-      </w:r>
-    </w:p>
-    <w:p>
-      <w:pPr>
-        <w:spacing w:after="80" w:before="160" w:line="276" w:lineRule="auto"/>
-      </w:pPr>
-      <w:r>
-        <w:rPr>
-          <w:rFonts w:ascii="Times New Roman" w:hAnsi="Times New Roman" w:eastAsia="Times New Roman"/>
-          <w:b/>
-          <w:sz w:val="28"/>
-        </w:rPr>
-        <w:t>Реактор 4, вход, τ = 0</w:t>
-      </w:r>
-    </w:p>
-    <w:p>
-      <w:pPr>
-        <w:spacing w:after="80" w:before="0" w:line="276" w:lineRule="auto"/>
-        <w:jc w:val="both"/>
-      </w:pPr>
-      <w:r>
-        <w:rPr>
-          <w:rFonts w:ascii="Times New Roman" w:hAnsi="Times New Roman" w:eastAsia="Times New Roman"/>
-          <w:b w:val="0"/>
-          <w:sz w:val="28"/>
-        </w:rPr>
-        <w:t>С экрана: X = 0,5448;  Y = 0,3706;  Z = 0,1742.</w:t>
-      </w:r>
-    </w:p>
-    <w:p>
-      <w:pPr>
-        <w:spacing w:after="80" w:before="0" w:line="276" w:lineRule="auto"/>
-        <w:jc w:val="both"/>
-      </w:pPr>
-      <w:r>
-        <w:rPr>
-          <w:rFonts w:ascii="Times New Roman" w:hAnsi="Times New Roman" w:eastAsia="Times New Roman"/>
-          <w:b w:val="0"/>
-          <w:sz w:val="28"/>
-        </w:rPr>
-        <w:t>CA = 30 · (1 − 0,5448) = 30 · 0,4552 = 13,66 моль/л</w:t>
-      </w:r>
-    </w:p>
-    <w:p>
-      <w:pPr>
-        <w:spacing w:after="80" w:before="0" w:line="276" w:lineRule="auto"/>
-        <w:jc w:val="both"/>
-      </w:pPr>
-      <w:r>
-        <w:rPr>
-          <w:rFonts w:ascii="Times New Roman" w:hAnsi="Times New Roman" w:eastAsia="Times New Roman"/>
-          <w:b w:val="0"/>
-          <w:sz w:val="28"/>
-        </w:rPr>
-        <w:t>CR = 30 · 0,3706 = 11,12 моль/л</w:t>
-      </w:r>
-    </w:p>
-    <w:p>
-      <w:pPr>
-        <w:spacing w:after="80" w:before="0" w:line="276" w:lineRule="auto"/>
-        <w:jc w:val="both"/>
-      </w:pPr>
-      <w:r>
-        <w:rPr>
-          <w:rFonts w:ascii="Times New Roman" w:hAnsi="Times New Roman" w:eastAsia="Times New Roman"/>
-          <w:b w:val="0"/>
-          <w:sz w:val="28"/>
-        </w:rPr>
-        <w:t>CS = 30 · 0,1742 = 5,23 моль/л</w:t>
-      </w:r>
-    </w:p>
-    <w:p>
-      <w:pPr>
-        <w:spacing w:after="80" w:before="0" w:line="276" w:lineRule="auto"/>
-        <w:jc w:val="both"/>
-      </w:pPr>
-      <w:r>
-        <w:rPr>
-          <w:rFonts w:ascii="Times New Roman" w:hAnsi="Times New Roman" w:eastAsia="Times New Roman"/>
-          <w:b w:val="0"/>
-          <w:sz w:val="28"/>
-        </w:rPr>
-        <w:t>Проверка: 13,66 + 11,12 + 5,23 = 30,00 ≈ 30 моль/л.</w:t>
-      </w:r>
-    </w:p>
-    <w:p>
-      <w:pPr>
-        <w:spacing w:after="80" w:before="160" w:line="276" w:lineRule="auto"/>
-      </w:pPr>
-      <w:r>
-        <w:rPr>
-          <w:rFonts w:ascii="Times New Roman" w:hAnsi="Times New Roman" w:eastAsia="Times New Roman"/>
-          <w:b/>
-          <w:sz w:val="28"/>
-        </w:rPr>
-        <w:t>Реактор 4, выход, τ = 0,5 (выход системы 1)</w:t>
-      </w:r>
-    </w:p>
-    <w:p>
-      <w:pPr>
-        <w:spacing w:after="80" w:before="0" w:line="276" w:lineRule="auto"/>
-        <w:jc w:val="both"/>
-      </w:pPr>
-      <w:r>
-        <w:rPr>
-          <w:rFonts w:ascii="Times New Roman" w:hAnsi="Times New Roman" w:eastAsia="Times New Roman"/>
-          <w:b w:val="0"/>
-          <w:sz w:val="28"/>
-        </w:rPr>
-        <w:t>С экрана: X = 0,6498;  Y = 0,3964;  Z = 0,2535.</w:t>
-      </w:r>
-    </w:p>
-    <w:p>
-      <w:pPr>
-        <w:spacing w:after="80" w:before="0" w:line="276" w:lineRule="auto"/>
-        <w:jc w:val="both"/>
-      </w:pPr>
-      <w:r>
-        <w:rPr>
-          <w:rFonts w:ascii="Times New Roman" w:hAnsi="Times New Roman" w:eastAsia="Times New Roman"/>
-          <w:b w:val="0"/>
-          <w:sz w:val="28"/>
-        </w:rPr>
-        <w:t>CA = 30 · (1 − 0,6498) = 30 · 0,3502 = 10,51 моль/л</w:t>
-      </w:r>
-    </w:p>
-    <w:p>
-      <w:pPr>
-        <w:spacing w:after="80" w:before="0" w:line="276" w:lineRule="auto"/>
-        <w:jc w:val="both"/>
-      </w:pPr>
-      <w:r>
-        <w:rPr>
-          <w:rFonts w:ascii="Times New Roman" w:hAnsi="Times New Roman" w:eastAsia="Times New Roman"/>
-          <w:b w:val="0"/>
-          <w:sz w:val="28"/>
-        </w:rPr>
-        <w:t>CR = 30 · 0,3964 = 11,89 моль/л</w:t>
-      </w:r>
-    </w:p>
-    <w:p>
-      <w:pPr>
-        <w:spacing w:after="80" w:before="0" w:line="276" w:lineRule="auto"/>
-        <w:jc w:val="both"/>
-      </w:pPr>
-      <w:r>
-        <w:rPr>
-          <w:rFonts w:ascii="Times New Roman" w:hAnsi="Times New Roman" w:eastAsia="Times New Roman"/>
-          <w:b w:val="0"/>
-          <w:sz w:val="28"/>
-        </w:rPr>
-        <w:t>CS = 30 · 0,2535 = 7,61 моль/л</w:t>
-      </w:r>
-    </w:p>
-    <w:p>
-      <w:pPr>
-        <w:spacing w:after="80" w:before="0" w:line="276" w:lineRule="auto"/>
-        <w:jc w:val="both"/>
-      </w:pPr>
-      <w:r>
-        <w:rPr>
-          <w:rFonts w:ascii="Times New Roman" w:hAnsi="Times New Roman" w:eastAsia="Times New Roman"/>
-          <w:b w:val="0"/>
-          <w:sz w:val="28"/>
-        </w:rPr>
-        <w:t>Проверка: 10,51 + 11,89 + 7,61 = 30,00 ≈ 30 моль/л.</w:t>
+        <w:t>По каскаду концентрация A падает (30,00 → 10,51 моль/л), целевой R растёт (0 → 11,89 моль/л), побочный S растёт (0 → 7,61 моль/л).</w:t>
       </w:r>
     </w:p>
     <w:sectPr>
@@ -1109,6 +1881,10 @@
     <w:name w:val="Normal"/>
     <w:qFormat/>
     <w:rsid w:val="00FC693F"/>
+    <w:rPr>
+      <w:rFonts w:ascii="Times New Roman" w:hAnsi="Times New Roman"/>
+      <w:sz w:val="28"/>
+    </w:rPr>
   </w:style>
   <w:style w:type="paragraph" w:styleId="Header">
     <w:name w:val="header"/>
